--- a/Relatório semestral - CERNE 1 - atualizado.docx
+++ b/Relatório semestral - CERNE 1 - atualizado.docx
@@ -1,6 +1,6 @@
 
 <file path=word/document.xml><?xml version="1.0" encoding="utf-8"?>
-<w:document xmlns:wpc="http://schemas.microsoft.com/office/word/2010/wordprocessingCanvas" xmlns:mc="http://schemas.openxmlformats.org/markup-compatibility/2006" xmlns:o="urn:schemas-microsoft-com:office:office" xmlns:r="http://schemas.openxmlformats.org/officeDocument/2006/relationships" xmlns:m="http://schemas.openxmlformats.org/officeDocument/2006/math" xmlns:v="urn:schemas-microsoft-com:vml" xmlns:wp14="http://schemas.microsoft.com/office/word/2010/wordprocessingDrawing" xmlns:wp="http://schemas.openxmlformats.org/drawingml/2006/wordprocessingDrawing" xmlns:w10="urn:schemas-microsoft-com:office:word" xmlns:w="http://schemas.openxmlformats.org/wordprocessingml/2006/main" xmlns:w14="http://schemas.microsoft.com/office/word/2010/wordml" xmlns:w15="http://schemas.microsoft.com/office/word/2012/wordml" xmlns:wpg="http://schemas.microsoft.com/office/word/2010/wordprocessingGroup" xmlns:wpi="http://schemas.microsoft.com/office/word/2010/wordprocessingInk" xmlns:wne="http://schemas.microsoft.com/office/word/2006/wordml" xmlns:wps="http://schemas.microsoft.com/office/word/2010/wordprocessingShape" mc:Ignorable="w14 w15 wp14">
+<w:document xmlns:wpc="http://schemas.microsoft.com/office/word/2010/wordprocessingCanvas" xmlns:cx="http://schemas.microsoft.com/office/drawing/2014/chartex" xmlns:cx1="http://schemas.microsoft.com/office/drawing/2015/9/8/chartex" xmlns:cx2="http://schemas.microsoft.com/office/drawing/2015/10/21/chartex" xmlns:cx3="http://schemas.microsoft.com/office/drawing/2016/5/9/chartex" xmlns:cx4="http://schemas.microsoft.com/office/drawing/2016/5/10/chartex" xmlns:cx5="http://schemas.microsoft.com/office/drawing/2016/5/11/chartex" xmlns:cx6="http://schemas.microsoft.com/office/drawing/2016/5/12/chartex" xmlns:cx7="http://schemas.microsoft.com/office/drawing/2016/5/13/chartex" xmlns:cx8="http://schemas.microsoft.com/office/drawing/2016/5/14/chartex" xmlns:mc="http://schemas.openxmlformats.org/markup-compatibility/2006" xmlns:aink="http://schemas.microsoft.com/office/drawing/2016/ink" xmlns:am3d="http://schemas.microsoft.com/office/drawing/2017/model3d" xmlns:o="urn:schemas-microsoft-com:office:office" xmlns:oel="http://schemas.microsoft.com/office/2019/extlst" xmlns:r="http://schemas.openxmlformats.org/officeDocument/2006/relationships" xmlns:m="http://schemas.openxmlformats.org/officeDocument/2006/math" xmlns:v="urn:schemas-microsoft-com:vml" xmlns:wp14="http://schemas.microsoft.com/office/word/2010/wordprocessingDrawing" xmlns:wp="http://schemas.openxmlformats.org/drawingml/2006/wordprocessingDrawing" xmlns:w10="urn:schemas-microsoft-com:office:word" xmlns:w="http://schemas.openxmlformats.org/wordprocessingml/2006/main" xmlns:w14="http://schemas.microsoft.com/office/word/2010/wordml" xmlns:w15="http://schemas.microsoft.com/office/word/2012/wordml" xmlns:w16cex="http://schemas.microsoft.com/office/word/2018/wordml/cex" xmlns:w16cid="http://schemas.microsoft.com/office/word/2016/wordml/cid" xmlns:w16="http://schemas.microsoft.com/office/word/2018/wordml" xmlns:w16du="http://schemas.microsoft.com/office/word/2023/wordml/word16du" xmlns:w16sdtdh="http://schemas.microsoft.com/office/word/2020/wordml/sdtdatahash" xmlns:w16sdtfl="http://schemas.microsoft.com/office/word/2024/wordml/sdtformatlock" xmlns:w16se="http://schemas.microsoft.com/office/word/2015/wordml/symex" xmlns:wpg="http://schemas.microsoft.com/office/word/2010/wordprocessingGroup" xmlns:wpi="http://schemas.microsoft.com/office/word/2010/wordprocessingInk" xmlns:wne="http://schemas.microsoft.com/office/word/2006/wordml" xmlns:wps="http://schemas.microsoft.com/office/word/2010/wordprocessingShape" mc:Ignorable="w14 w15 w16se w16cid w16 w16cex w16sdtdh w16sdtfl w16du wp14">
   <w:body>
     <w:p>
       <w:pPr>
@@ -43,7 +43,27 @@
         <w:rPr>
           <w:rFonts w:ascii="Times New Roman" w:eastAsia="Times New Roman" w:hAnsi="Times New Roman" w:cs="Times New Roman"/>
         </w:rPr>
-        <w:t xml:space="preserve"> [Inserir semestre e ano]</w:t>
+        <w:t xml:space="preserve"> </w:t>
+      </w:r>
+      <w:r>
+        <w:rPr>
+          <w:rFonts w:ascii="Times New Roman" w:eastAsia="Times New Roman" w:hAnsi="Times New Roman" w:cs="Times New Roman"/>
+        </w:rPr>
+        <w:t xml:space="preserve">2º</w:t>
+      </w:r>
+      <w:proofErr w:type="gramEnd"/>
+      <w:r>
+        <w:rPr>
+          <w:rFonts w:ascii="Times New Roman" w:eastAsia="Times New Roman" w:hAnsi="Times New Roman" w:cs="Times New Roman"/>
+        </w:rPr>
+        <w:t xml:space="preserve"> Semestre </w:t>
+      </w:r>
+      <w:proofErr w:type="gramStart"/>
+      <w:r>
+        <w:rPr>
+          <w:rFonts w:ascii="Times New Roman" w:eastAsia="Times New Roman" w:hAnsi="Times New Roman" w:cs="Times New Roman"/>
+        </w:rPr>
+        <w:t xml:space="preserve">de  2024</w:t>
       </w:r>
       <w:r>
         <w:rPr>
@@ -51,8 +71,6 @@
         </w:rPr>
         <w:br/>
       </w:r>
-      <w:bookmarkStart w:id="0" w:name="_GoBack"/>
-      <w:bookmarkEnd w:id="0"/>
     </w:p>
     <w:p>
       <w:pPr>
@@ -103,13 +121,32 @@
         <w:rPr>
           <w:rFonts w:ascii="Times New Roman" w:eastAsia="Times New Roman" w:hAnsi="Times New Roman" w:cs="Times New Roman"/>
         </w:rPr>
-        <w:t xml:space="preserve">Durante o valor1 semestre, foram promovidas </w:t>
-      </w:r>
-      <w:r>
-        <w:rPr>
-          <w:rFonts w:ascii="Times New Roman" w:eastAsia="Times New Roman" w:hAnsi="Times New Roman" w:cs="Times New Roman"/>
-        </w:rPr>
-        <w:t>6</w:t>
+        <w:t xml:space="preserve">Durante o </w:t>
+      </w:r>
+      <w:r>
+        <w:rPr>
+          <w:rFonts w:ascii="Times New Roman" w:eastAsia="Times New Roman" w:hAnsi="Times New Roman" w:cs="Times New Roman"/>
+        </w:rPr>
+        <w:t xml:space="preserve">2</w:t>
+      </w:r>
+      <w:r>
+        <w:rPr>
+          <w:rFonts w:ascii="Times New Roman" w:eastAsia="Times New Roman" w:hAnsi="Times New Roman" w:cs="Times New Roman"/>
+        </w:rPr>
+        <w:t>º</w:t>
+      </w:r>
+      <w:proofErr w:type="gramEnd"/>
+      <w:r>
+        <w:rPr>
+          <w:rFonts w:ascii="Times New Roman" w:eastAsia="Times New Roman" w:hAnsi="Times New Roman" w:cs="Times New Roman"/>
+        </w:rPr>
+        <w:t xml:space="preserve"> semestre, foram promovidas </w:t>
+      </w:r>
+      <w:r>
+        <w:rPr>
+          <w:rFonts w:ascii="Times New Roman" w:eastAsia="Times New Roman" w:hAnsi="Times New Roman" w:cs="Times New Roman"/>
+        </w:rPr>
+        <w:t xml:space="preserve">6</w:t>
       </w:r>
       <w:r>
         <w:rPr>
@@ -121,7 +158,19 @@
         <w:rPr>
           <w:rFonts w:ascii="Times New Roman" w:eastAsia="Times New Roman" w:hAnsi="Times New Roman" w:cs="Times New Roman"/>
         </w:rPr>
-        <w:t>ações de sensibilização, incluindo palestras, oficinas e rodas de conversa, que alcançaram aproximadamente valor3 participantes. Essas ações tiveram como objetivo difundir as temáticas de inovação e do empreendedorismo junto à comunidade acadêmica e ao público externo.</w:t>
+        <w:t xml:space="preserve">ações de sensibilização, incluindo palestras, oficinas e rodas de conversa, que alcançaram aproximadamente </w:t>
+      </w:r>
+      <w:r>
+        <w:rPr>
+          <w:rFonts w:ascii="Times New Roman" w:eastAsia="Times New Roman" w:hAnsi="Times New Roman" w:cs="Times New Roman"/>
+        </w:rPr>
+        <w:t xml:space="preserve">399.0</w:t>
+      </w:r>
+      <w:r>
+        <w:rPr>
+          <w:rFonts w:ascii="Times New Roman" w:eastAsia="Times New Roman" w:hAnsi="Times New Roman" w:cs="Times New Roman"/>
+        </w:rPr>
+        <w:t xml:space="preserve"> participantes. Essas ações tiveram como objetivo difundir as temáticas de inovação e do empreendedorismo junto à comunidade acadêmica e ao público externo.</w:t>
       </w:r>
     </w:p>
     <w:p>
@@ -151,7 +200,31 @@
         <w:rPr>
           <w:rFonts w:ascii="Times New Roman" w:eastAsia="Times New Roman" w:hAnsi="Times New Roman" w:cs="Times New Roman"/>
         </w:rPr>
-        <w:t>A incubadora participou de valor4 e realizou 5 eventos com o objetivo de divulgar as ações da incubadora e seus programas de incubação, além de realizar atendimentos com potenciais empreendedores interessados em submeter propostas para os programas da INCUBAUECE.</w:t>
+        <w:t xml:space="preserve">A incubadora participou de </w:t>
+      </w:r>
+      <w:r>
+        <w:rPr>
+          <w:rFonts w:ascii="Times New Roman" w:eastAsia="Times New Roman" w:hAnsi="Times New Roman" w:cs="Times New Roman"/>
+        </w:rPr>
+        <w:t xml:space="preserve">valor 2</w:t>
+      </w:r>
+      <w:r>
+        <w:rPr>
+          <w:rFonts w:ascii="Times New Roman" w:eastAsia="Times New Roman" w:hAnsi="Times New Roman" w:cs="Times New Roman"/>
+        </w:rPr>
+        <w:t xml:space="preserve"> e realizou </w:t>
+      </w:r>
+      <w:r>
+        <w:rPr>
+          <w:rFonts w:ascii="Times New Roman" w:eastAsia="Times New Roman" w:hAnsi="Times New Roman" w:cs="Times New Roman"/>
+        </w:rPr>
+        <w:t xml:space="preserve">5</w:t>
+      </w:r>
+      <w:r>
+        <w:rPr>
+          <w:rFonts w:ascii="Times New Roman" w:eastAsia="Times New Roman" w:hAnsi="Times New Roman" w:cs="Times New Roman"/>
+        </w:rPr>
+        <w:t xml:space="preserve"> eventos com o objetivo de divulgar as ações da incubadora e seus programas de incubação, além de realizar atendimentos com potenciais empreendedores interessados em submeter propostas para os programas da INCUBAUECE.</w:t>
       </w:r>
     </w:p>
     <w:p>
@@ -187,7 +260,13 @@
         <w:rPr>
           <w:rFonts w:ascii="Times New Roman" w:eastAsia="Times New Roman" w:hAnsi="Times New Roman" w:cs="Times New Roman"/>
         </w:rPr>
-        <w:t xml:space="preserve">valor6 </w:t>
+        <w:t xml:space="preserve">1</w:t>
+      </w:r>
+      <w:r>
+        <w:rPr>
+          <w:rFonts w:ascii="Times New Roman" w:eastAsia="Times New Roman" w:hAnsi="Times New Roman" w:cs="Times New Roman"/>
+        </w:rPr>
+        <w:t xml:space="preserve"> </w:t>
       </w:r>
       <w:r>
         <w:rPr>
@@ -195,13 +274,20 @@
         </w:rPr>
         <w:t xml:space="preserve">oficinas de ideação, onde foram apresentados conceitos de </w:t>
       </w:r>
+      <w:r>
+        <w:rPr>
+          <w:rFonts w:ascii="Times New Roman" w:eastAsia="Times New Roman" w:hAnsi="Times New Roman" w:cs="Times New Roman"/>
+          <w:color w:val="000000"/>
+        </w:rPr>
+        <w:t xml:space="preserve">Lean Canvas e </w:t>
+      </w:r>
       <w:proofErr w:type="spellStart"/>
       <w:r>
         <w:rPr>
           <w:rFonts w:ascii="Times New Roman" w:eastAsia="Times New Roman" w:hAnsi="Times New Roman" w:cs="Times New Roman"/>
           <w:color w:val="000000"/>
         </w:rPr>
-        <w:t>Lean</w:t>
+        <w:t>pitch</w:t>
       </w:r>
       <w:proofErr w:type="spellEnd"/>
       <w:r>
@@ -209,71 +295,43 @@
           <w:rFonts w:ascii="Times New Roman" w:eastAsia="Times New Roman" w:hAnsi="Times New Roman" w:cs="Times New Roman"/>
           <w:color w:val="000000"/>
         </w:rPr>
+        <w:t xml:space="preserve"> para os participantes</w:t>
+      </w:r>
+      <w:r>
+        <w:rPr>
+          <w:rFonts w:ascii="Times New Roman" w:eastAsia="Times New Roman" w:hAnsi="Times New Roman" w:cs="Times New Roman"/>
+        </w:rPr>
+        <w:t xml:space="preserve">, totalizando </w:t>
+      </w:r>
+      <w:r>
+        <w:rPr>
+          <w:rFonts w:ascii="Times New Roman" w:eastAsia="Times New Roman" w:hAnsi="Times New Roman" w:cs="Times New Roman"/>
+        </w:rPr>
+        <w:t xml:space="preserve">2</w:t>
+      </w:r>
+      <w:r>
+        <w:rPr>
+          <w:rFonts w:ascii="Times New Roman" w:eastAsia="Times New Roman" w:hAnsi="Times New Roman" w:cs="Times New Roman"/>
+        </w:rPr>
         <w:t xml:space="preserve"> </w:t>
       </w:r>
-      <w:proofErr w:type="spellStart"/>
-      <w:r>
-        <w:rPr>
-          <w:rFonts w:ascii="Times New Roman" w:eastAsia="Times New Roman" w:hAnsi="Times New Roman" w:cs="Times New Roman"/>
-          <w:color w:val="000000"/>
-        </w:rPr>
-        <w:t>Canvas</w:t>
-      </w:r>
-      <w:proofErr w:type="spellEnd"/>
-      <w:r>
-        <w:rPr>
-          <w:rFonts w:ascii="Times New Roman" w:eastAsia="Times New Roman" w:hAnsi="Times New Roman" w:cs="Times New Roman"/>
-          <w:color w:val="000000"/>
-        </w:rPr>
-        <w:t xml:space="preserve"> e </w:t>
-      </w:r>
-      <w:proofErr w:type="spellStart"/>
-      <w:r>
-        <w:rPr>
-          <w:rFonts w:ascii="Times New Roman" w:eastAsia="Times New Roman" w:hAnsi="Times New Roman" w:cs="Times New Roman"/>
-          <w:color w:val="000000"/>
-        </w:rPr>
-        <w:t>pitch</w:t>
-      </w:r>
-      <w:proofErr w:type="spellEnd"/>
-      <w:r>
-        <w:rPr>
-          <w:rFonts w:ascii="Times New Roman" w:eastAsia="Times New Roman" w:hAnsi="Times New Roman" w:cs="Times New Roman"/>
-          <w:color w:val="000000"/>
-        </w:rPr>
-        <w:t xml:space="preserve"> para os participantes</w:t>
-      </w:r>
-      <w:r>
-        <w:rPr>
-          <w:rFonts w:ascii="Times New Roman" w:eastAsia="Times New Roman" w:hAnsi="Times New Roman" w:cs="Times New Roman"/>
-        </w:rPr>
-        <w:t xml:space="preserve">, totalizando </w:t>
-      </w:r>
-      <w:r>
-        <w:rPr>
-          <w:rFonts w:ascii="Times New Roman" w:eastAsia="Times New Roman" w:hAnsi="Times New Roman" w:cs="Times New Roman"/>
-        </w:rPr>
-        <w:t>valor7</w:t>
-      </w:r>
-      <w:r>
-        <w:rPr>
-          <w:rFonts w:ascii="Times New Roman" w:eastAsia="Times New Roman" w:hAnsi="Times New Roman" w:cs="Times New Roman"/>
-        </w:rPr>
-        <w:t xml:space="preserve"> </w:t>
-      </w:r>
-      <w:proofErr w:type="spellStart"/>
-      <w:r>
-        <w:rPr>
-          <w:rFonts w:ascii="Times New Roman" w:eastAsia="Times New Roman" w:hAnsi="Times New Roman" w:cs="Times New Roman"/>
-        </w:rPr>
-        <w:t>horas</w:t>
-      </w:r>
-      <w:proofErr w:type="spellEnd"/>
-      <w:r>
-        <w:rPr>
-          <w:rFonts w:ascii="Times New Roman" w:eastAsia="Times New Roman" w:hAnsi="Times New Roman" w:cs="Times New Roman"/>
-        </w:rPr>
-        <w:t xml:space="preserve"> de capacitação, com a participação de valor8 potenciais empreendedores. </w:t>
+      <w:r>
+        <w:rPr>
+          <w:rFonts w:ascii="Times New Roman" w:eastAsia="Times New Roman" w:hAnsi="Times New Roman" w:cs="Times New Roman"/>
+        </w:rPr>
+        <w:t xml:space="preserve">horas de capacitação, com a participação de </w:t>
+      </w:r>
+      <w:r>
+        <w:rPr>
+          <w:rFonts w:ascii="Times New Roman" w:eastAsia="Times New Roman" w:hAnsi="Times New Roman" w:cs="Times New Roman"/>
+        </w:rPr>
+        <w:t xml:space="preserve">31</w:t>
+      </w:r>
+      <w:r>
+        <w:rPr>
+          <w:rFonts w:ascii="Times New Roman" w:eastAsia="Times New Roman" w:hAnsi="Times New Roman" w:cs="Times New Roman"/>
+        </w:rPr>
+        <w:t xml:space="preserve"> potenciais empreendedores. </w:t>
       </w:r>
     </w:p>
     <w:p>
@@ -295,28 +353,19 @@
           <w:tag w:val="goog_rdk_0"/>
           <w:id w:val="-1164263218"/>
         </w:sdtPr>
-        <w:sdtEndPr/>
         <w:sdtContent/>
       </w:sdt>
       <w:r>
         <w:rPr>
           <w:rFonts w:ascii="Times New Roman" w:eastAsia="Times New Roman" w:hAnsi="Times New Roman" w:cs="Times New Roman"/>
         </w:rPr>
-        <w:t xml:space="preserve">valor9 participantes na Trilha do Empreendedor um treinamento virtual que tem por objetivo impulsionar aqueles que desejam entrar no mundo </w:t>
-      </w:r>
-      <w:proofErr w:type="gramStart"/>
-      <w:r>
-        <w:rPr>
-          <w:rFonts w:ascii="Times New Roman" w:eastAsia="Times New Roman" w:hAnsi="Times New Roman" w:cs="Times New Roman"/>
-        </w:rPr>
-        <w:t>das startups</w:t>
-      </w:r>
-      <w:proofErr w:type="gramEnd"/>
-      <w:r>
-        <w:rPr>
-          <w:rFonts w:ascii="Times New Roman" w:eastAsia="Times New Roman" w:hAnsi="Times New Roman" w:cs="Times New Roman"/>
-        </w:rPr>
-        <w:t xml:space="preserve"> e do empreendedorismo, fornecendo conhecimentos fundamentais na área. </w:t>
+        <w:t xml:space="preserve">6</w:t>
+      </w:r>
+      <w:r>
+        <w:rPr>
+          <w:rFonts w:ascii="Times New Roman" w:eastAsia="Times New Roman" w:hAnsi="Times New Roman" w:cs="Times New Roman"/>
+        </w:rPr>
+        <w:t xml:space="preserve"> participantes na Trilha do Empreendedor um treinamento virtual que tem por objetivo impulsionar aqueles que desejam entrar no mundo das startups e do empreendedorismo, fornecendo conhecimentos fundamentais na área. </w:t>
       </w:r>
     </w:p>
     <w:p>
@@ -346,7 +395,11 @@
           <w:rFonts w:ascii="Times New Roman" w:eastAsia="Times New Roman" w:hAnsi="Times New Roman" w:cs="Times New Roman"/>
         </w:rPr>
       </w:pPr>
-      <w:r/>
+      <w:r>
+        <w:pict w14:anchorId="4BD323AC">
+          <v:rect id="_x0000_i1025" style="width:0;height:1.5pt" o:hralign="center" o:hrstd="t" o:hr="t" fillcolor="#a0a0a0" stroked="f"/>
+        </w:pict>
+      </w:r>
     </w:p>
     <w:p>
       <w:pPr>
@@ -370,7 +423,6 @@
           <w:b/>
         </w:rPr>
       </w:pPr>
-      <w:proofErr w:type="gramStart"/>
       <w:r>
         <w:rPr>
           <w:rFonts w:ascii="Times New Roman" w:eastAsia="Times New Roman" w:hAnsi="Times New Roman" w:cs="Times New Roman"/>
@@ -378,7 +430,6 @@
         </w:rPr>
         <w:t>2.1 Recepção</w:t>
       </w:r>
-      <w:proofErr w:type="gramEnd"/>
     </w:p>
     <w:p>
       <w:pPr>
@@ -392,7 +443,50 @@
         <w:rPr>
           <w:rFonts w:ascii="Times New Roman" w:eastAsia="Times New Roman" w:hAnsi="Times New Roman" w:cs="Times New Roman"/>
         </w:rPr>
-        <w:t xml:space="preserve">No valor10 semestre, a incubadora recebeu valor11 propostas submetidas aos programas de incubação, sendo valor12 de </w:t>
+        <w:t xml:space="preserve">No </w:t>
+      </w:r>
+      <w:r>
+        <w:rPr>
+          <w:rFonts w:ascii="Times New Roman" w:eastAsia="Times New Roman" w:hAnsi="Times New Roman" w:cs="Times New Roman"/>
+        </w:rPr>
+        <w:t xml:space="preserve">2</w:t>
+      </w:r>
+      <w:r>
+        <w:rPr>
+          <w:rFonts w:ascii="Times New Roman" w:eastAsia="Times New Roman" w:hAnsi="Times New Roman" w:cs="Times New Roman"/>
+        </w:rPr>
+        <w:t>º</w:t>
+      </w:r>
+      <w:proofErr w:type="gramEnd"/>
+      <w:r>
+        <w:rPr>
+          <w:rFonts w:ascii="Times New Roman" w:eastAsia="Times New Roman" w:hAnsi="Times New Roman" w:cs="Times New Roman"/>
+        </w:rPr>
+        <w:t xml:space="preserve"> semestre, a incubadora recebeu </w:t>
+      </w:r>
+      <w:r>
+        <w:rPr>
+          <w:rFonts w:ascii="Times New Roman" w:eastAsia="Times New Roman" w:hAnsi="Times New Roman" w:cs="Times New Roman"/>
+        </w:rPr>
+        <w:t xml:space="preserve">valor 2</w:t>
+      </w:r>
+      <w:r>
+        <w:rPr>
+          <w:rFonts w:ascii="Times New Roman" w:eastAsia="Times New Roman" w:hAnsi="Times New Roman" w:cs="Times New Roman"/>
+        </w:rPr>
+        <w:t xml:space="preserve"> propostas submetidas aos programas de incubação, sendo </w:t>
+      </w:r>
+      <w:r>
+        <w:rPr>
+          <w:rFonts w:ascii="Times New Roman" w:eastAsia="Times New Roman" w:hAnsi="Times New Roman" w:cs="Times New Roman"/>
+        </w:rPr>
+        <w:t xml:space="preserve">valor 2</w:t>
+      </w:r>
+      <w:r>
+        <w:rPr>
+          <w:rFonts w:ascii="Times New Roman" w:eastAsia="Times New Roman" w:hAnsi="Times New Roman" w:cs="Times New Roman"/>
+        </w:rPr>
+        <w:t xml:space="preserve"> de </w:t>
       </w:r>
       <w:proofErr w:type="spellStart"/>
       <w:r>
@@ -406,17 +500,40 @@
         <w:rPr>
           <w:rFonts w:ascii="Times New Roman" w:eastAsia="Times New Roman" w:hAnsi="Times New Roman" w:cs="Times New Roman"/>
         </w:rPr>
-        <w:t>-incubação, valor13 de incubação e valor14 de associação.</w:t>
-      </w:r>
-    </w:p>
-    <w:p>
-      <w:pPr>
-        <w:rPr>
-          <w:rFonts w:ascii="Times New Roman" w:eastAsia="Times New Roman" w:hAnsi="Times New Roman" w:cs="Times New Roman"/>
-          <w:b/>
-        </w:rPr>
-      </w:pPr>
-      <w:proofErr w:type="gramStart"/>
+        <w:t xml:space="preserve">-incubação, </w:t>
+      </w:r>
+      <w:r>
+        <w:rPr>
+          <w:rFonts w:ascii="Times New Roman" w:eastAsia="Times New Roman" w:hAnsi="Times New Roman" w:cs="Times New Roman"/>
+        </w:rPr>
+        <w:t xml:space="preserve">valor 2</w:t>
+      </w:r>
+      <w:r>
+        <w:rPr>
+          <w:rFonts w:ascii="Times New Roman" w:eastAsia="Times New Roman" w:hAnsi="Times New Roman" w:cs="Times New Roman"/>
+        </w:rPr>
+        <w:t xml:space="preserve"> de incubação e </w:t>
+      </w:r>
+      <w:r>
+        <w:rPr>
+          <w:rFonts w:ascii="Times New Roman" w:eastAsia="Times New Roman" w:hAnsi="Times New Roman" w:cs="Times New Roman"/>
+        </w:rPr>
+        <w:t xml:space="preserve">valor 2</w:t>
+      </w:r>
+      <w:r>
+        <w:rPr>
+          <w:rFonts w:ascii="Times New Roman" w:eastAsia="Times New Roman" w:hAnsi="Times New Roman" w:cs="Times New Roman"/>
+        </w:rPr>
+        <w:t xml:space="preserve"> de associação.</w:t>
+      </w:r>
+    </w:p>
+    <w:p>
+      <w:pPr>
+        <w:rPr>
+          <w:rFonts w:ascii="Times New Roman" w:eastAsia="Times New Roman" w:hAnsi="Times New Roman" w:cs="Times New Roman"/>
+          <w:b/>
+        </w:rPr>
+      </w:pPr>
       <w:r>
         <w:rPr>
           <w:rFonts w:ascii="Times New Roman" w:eastAsia="Times New Roman" w:hAnsi="Times New Roman" w:cs="Times New Roman"/>
@@ -424,7 +541,6 @@
         </w:rPr>
         <w:t>2.2 Avaliação</w:t>
       </w:r>
-      <w:proofErr w:type="gramEnd"/>
     </w:p>
     <w:p>
       <w:pPr>
@@ -438,7 +554,31 @@
         <w:rPr>
           <w:rFonts w:ascii="Times New Roman" w:eastAsia="Times New Roman" w:hAnsi="Times New Roman" w:cs="Times New Roman"/>
         </w:rPr>
-        <w:t xml:space="preserve">As propostas foram avaliadas por uma banca composta por professores da UECE, especialistas de mercado e representantes da incubadora, considerando critérios de inovação, impacto e viabilidade. Destas, valor13 propostas foram selecionadas para ingresso no programa, sendo valor14 de </w:t>
+        <w:t xml:space="preserve">As propostas foram avaliadas por uma banca composta por professores da UECE, especialistas de mercado e representantes da incubadora, considerando critérios de inovação, impacto e viabilidade. Destas, </w:t>
+      </w:r>
+      <w:r>
+        <w:rPr>
+          <w:rFonts w:ascii="Times New Roman" w:eastAsia="Times New Roman" w:hAnsi="Times New Roman" w:cs="Times New Roman"/>
+        </w:rPr>
+        <w:t xml:space="preserve">valor 2</w:t>
+      </w:r>
+      <w:r>
+        <w:rPr>
+          <w:rFonts w:ascii="Times New Roman" w:eastAsia="Times New Roman" w:hAnsi="Times New Roman" w:cs="Times New Roman"/>
+        </w:rPr>
+        <w:t xml:space="preserve"> propostas foram selecionadas para ingresso no programa, sendo </w:t>
+      </w:r>
+      <w:r>
+        <w:rPr>
+          <w:rFonts w:ascii="Times New Roman" w:eastAsia="Times New Roman" w:hAnsi="Times New Roman" w:cs="Times New Roman"/>
+        </w:rPr>
+        <w:t xml:space="preserve">valor 2</w:t>
+      </w:r>
+      <w:r>
+        <w:rPr>
+          <w:rFonts w:ascii="Times New Roman" w:eastAsia="Times New Roman" w:hAnsi="Times New Roman" w:cs="Times New Roman"/>
+        </w:rPr>
+        <w:t xml:space="preserve"> de </w:t>
       </w:r>
       <w:proofErr w:type="spellStart"/>
       <w:r>
@@ -452,17 +592,40 @@
         <w:rPr>
           <w:rFonts w:ascii="Times New Roman" w:eastAsia="Times New Roman" w:hAnsi="Times New Roman" w:cs="Times New Roman"/>
         </w:rPr>
-        <w:t>-incubação, valor15 de incubação e valor16 de associação.</w:t>
-      </w:r>
-    </w:p>
-    <w:p>
-      <w:pPr>
-        <w:rPr>
-          <w:rFonts w:ascii="Times New Roman" w:eastAsia="Times New Roman" w:hAnsi="Times New Roman" w:cs="Times New Roman"/>
-          <w:b/>
-        </w:rPr>
-      </w:pPr>
-      <w:proofErr w:type="gramStart"/>
+        <w:t xml:space="preserve">-incubação, </w:t>
+      </w:r>
+      <w:r>
+        <w:rPr>
+          <w:rFonts w:ascii="Times New Roman" w:eastAsia="Times New Roman" w:hAnsi="Times New Roman" w:cs="Times New Roman"/>
+        </w:rPr>
+        <w:t xml:space="preserve">valor 2</w:t>
+      </w:r>
+      <w:r>
+        <w:rPr>
+          <w:rFonts w:ascii="Times New Roman" w:eastAsia="Times New Roman" w:hAnsi="Times New Roman" w:cs="Times New Roman"/>
+        </w:rPr>
+        <w:t xml:space="preserve"> de incubação e </w:t>
+      </w:r>
+      <w:r>
+        <w:rPr>
+          <w:rFonts w:ascii="Times New Roman" w:eastAsia="Times New Roman" w:hAnsi="Times New Roman" w:cs="Times New Roman"/>
+        </w:rPr>
+        <w:t xml:space="preserve">valor 2</w:t>
+      </w:r>
+      <w:r>
+        <w:rPr>
+          <w:rFonts w:ascii="Times New Roman" w:eastAsia="Times New Roman" w:hAnsi="Times New Roman" w:cs="Times New Roman"/>
+        </w:rPr>
+        <w:t xml:space="preserve"> de associação.</w:t>
+      </w:r>
+    </w:p>
+    <w:p>
+      <w:pPr>
+        <w:rPr>
+          <w:rFonts w:ascii="Times New Roman" w:eastAsia="Times New Roman" w:hAnsi="Times New Roman" w:cs="Times New Roman"/>
+          <w:b/>
+        </w:rPr>
+      </w:pPr>
       <w:r>
         <w:rPr>
           <w:rFonts w:ascii="Times New Roman" w:eastAsia="Times New Roman" w:hAnsi="Times New Roman" w:cs="Times New Roman"/>
@@ -470,7 +633,6 @@
         </w:rPr>
         <w:t>2.3 Contratação</w:t>
       </w:r>
-      <w:proofErr w:type="gramEnd"/>
     </w:p>
     <w:p>
       <w:pPr>
@@ -484,7 +646,43 @@
         <w:rPr>
           <w:rFonts w:ascii="Times New Roman" w:eastAsia="Times New Roman" w:hAnsi="Times New Roman" w:cs="Times New Roman"/>
         </w:rPr>
-        <w:t xml:space="preserve">Foram firmados valor18 contratos de incubação e valor17 associação, sendo ainda formalizado valor19 de Termo de Compromisso com as novas equipes participantes da </w:t>
+        <w:t xml:space="preserve">Foram firmados </w:t>
+      </w:r>
+      <w:r>
+        <w:rPr>
+          <w:rFonts w:ascii="Times New Roman" w:eastAsia="Times New Roman" w:hAnsi="Times New Roman" w:cs="Times New Roman"/>
+        </w:rPr>
+        <w:t xml:space="preserve">valor 2</w:t>
+      </w:r>
+      <w:r>
+        <w:rPr>
+          <w:rFonts w:ascii="Times New Roman" w:eastAsia="Times New Roman" w:hAnsi="Times New Roman" w:cs="Times New Roman"/>
+        </w:rPr>
+        <w:t xml:space="preserve"> contratos de incubação e </w:t>
+      </w:r>
+      <w:r>
+        <w:rPr>
+          <w:rFonts w:ascii="Times New Roman" w:eastAsia="Times New Roman" w:hAnsi="Times New Roman" w:cs="Times New Roman"/>
+        </w:rPr>
+        <w:t xml:space="preserve">valor 2</w:t>
+      </w:r>
+      <w:r>
+        <w:rPr>
+          <w:rFonts w:ascii="Times New Roman" w:eastAsia="Times New Roman" w:hAnsi="Times New Roman" w:cs="Times New Roman"/>
+        </w:rPr>
+        <w:t xml:space="preserve"> associação, sendo ainda formalizado </w:t>
+      </w:r>
+      <w:r>
+        <w:rPr>
+          <w:rFonts w:ascii="Times New Roman" w:eastAsia="Times New Roman" w:hAnsi="Times New Roman" w:cs="Times New Roman"/>
+        </w:rPr>
+        <w:t xml:space="preserve">valor 2</w:t>
+      </w:r>
+      <w:r>
+        <w:rPr>
+          <w:rFonts w:ascii="Times New Roman" w:eastAsia="Times New Roman" w:hAnsi="Times New Roman" w:cs="Times New Roman"/>
+        </w:rPr>
+        <w:t xml:space="preserve"> de Termo de Compromisso com as novas equipes participantes da </w:t>
       </w:r>
       <w:proofErr w:type="spellStart"/>
       <w:r>
@@ -507,7 +705,11 @@
           <w:rFonts w:ascii="Times New Roman" w:eastAsia="Times New Roman" w:hAnsi="Times New Roman" w:cs="Times New Roman"/>
         </w:rPr>
       </w:pPr>
-      <w:r/>
+      <w:r>
+        <w:pict w14:anchorId="7E0C6D20">
+          <v:rect id="_x0000_i1026" style="width:0;height:1.5pt" o:hralign="center" o:hrstd="t" o:hr="t" fillcolor="#a0a0a0" stroked="f"/>
+        </w:pict>
+      </w:r>
     </w:p>
     <w:p>
       <w:pPr>
@@ -531,7 +733,6 @@
           <w:b/>
         </w:rPr>
       </w:pPr>
-      <w:proofErr w:type="gramStart"/>
       <w:r>
         <w:rPr>
           <w:rFonts w:ascii="Times New Roman" w:eastAsia="Times New Roman" w:hAnsi="Times New Roman" w:cs="Times New Roman"/>
@@ -539,7 +740,6 @@
         </w:rPr>
         <w:t>3.1 Planejamento</w:t>
       </w:r>
-      <w:proofErr w:type="gramEnd"/>
     </w:p>
     <w:p>
       <w:pPr>
@@ -553,7 +753,20 @@
         <w:rPr>
           <w:rFonts w:ascii="Times New Roman" w:eastAsia="Times New Roman" w:hAnsi="Times New Roman" w:cs="Times New Roman"/>
         </w:rPr>
-        <w:t>Cada uma das valor20 empresas participantes da modalidade de incubação elaborou um Plano de Ação com o apoio da equipe técnica da incubadora, contemplando metas semestrais de desenvolvimento.</w:t>
+        <w:lastRenderedPageBreak/>
+        <w:t xml:space="preserve">Cada uma das </w:t>
+      </w:r>
+      <w:r>
+        <w:rPr>
+          <w:rFonts w:ascii="Times New Roman" w:eastAsia="Times New Roman" w:hAnsi="Times New Roman" w:cs="Times New Roman"/>
+        </w:rPr>
+        <w:t xml:space="preserve">valor 2</w:t>
+      </w:r>
+      <w:r>
+        <w:rPr>
+          <w:rFonts w:ascii="Times New Roman" w:eastAsia="Times New Roman" w:hAnsi="Times New Roman" w:cs="Times New Roman"/>
+        </w:rPr>
+        <w:t xml:space="preserve"> empresas participantes da modalidade de incubação elaborou um Plano de Ação com o apoio da equipe técnica da incubadora, contemplando metas semestrais de desenvolvimento.</w:t>
       </w:r>
     </w:p>
     <w:p>
@@ -568,7 +781,19 @@
         <w:rPr>
           <w:rFonts w:ascii="Times New Roman" w:eastAsia="Times New Roman" w:hAnsi="Times New Roman" w:cs="Times New Roman"/>
         </w:rPr>
-        <w:t xml:space="preserve">E cada umas das valor21 equipes participantes da </w:t>
+        <w:t xml:space="preserve">E cada umas das </w:t>
+      </w:r>
+      <w:r>
+        <w:rPr>
+          <w:rFonts w:ascii="Times New Roman" w:eastAsia="Times New Roman" w:hAnsi="Times New Roman" w:cs="Times New Roman"/>
+        </w:rPr>
+        <w:t xml:space="preserve">valor 2</w:t>
+      </w:r>
+      <w:r>
+        <w:rPr>
+          <w:rFonts w:ascii="Times New Roman" w:eastAsia="Times New Roman" w:hAnsi="Times New Roman" w:cs="Times New Roman"/>
+        </w:rPr>
+        <w:t xml:space="preserve"> equipes participantes da </w:t>
       </w:r>
       <w:proofErr w:type="spellStart"/>
       <w:r>
@@ -589,31 +814,23 @@
         <w:rPr>
           <w:rFonts w:ascii="Times New Roman" w:eastAsia="Times New Roman" w:hAnsi="Times New Roman" w:cs="Times New Roman"/>
         </w:rPr>
-        <w:t xml:space="preserve">renome,  </w:t>
+        <w:t>renome,  mentorias</w:t>
+      </w:r>
+      <w:proofErr w:type="gramEnd"/>
+      <w:r>
+        <w:rPr>
+          <w:rFonts w:ascii="Times New Roman" w:eastAsia="Times New Roman" w:hAnsi="Times New Roman" w:cs="Times New Roman"/>
+        </w:rPr>
+        <w:t xml:space="preserve"> especializadas, monitoramento contínuo e entregáveis estratégicos, abordando tópicos essenciais para o desenvolvimento e estruturação de projetos </w:t>
       </w:r>
       <w:proofErr w:type="spellStart"/>
       <w:r>
         <w:rPr>
           <w:rFonts w:ascii="Times New Roman" w:eastAsia="Times New Roman" w:hAnsi="Times New Roman" w:cs="Times New Roman"/>
         </w:rPr>
-        <w:t>mentorias</w:t>
+        <w:t>Deep</w:t>
       </w:r>
       <w:proofErr w:type="spellEnd"/>
-      <w:proofErr w:type="gramEnd"/>
-      <w:r>
-        <w:rPr>
-          <w:rFonts w:ascii="Times New Roman" w:eastAsia="Times New Roman" w:hAnsi="Times New Roman" w:cs="Times New Roman"/>
-        </w:rPr>
-        <w:t xml:space="preserve"> especializadas, monitoramento contínuo e entregáveis estratégicos, abordando tópicos essenciais para o desenvolvimento e estruturação de projetos </w:t>
-      </w:r>
-      <w:proofErr w:type="spellStart"/>
-      <w:r>
-        <w:rPr>
-          <w:rFonts w:ascii="Times New Roman" w:eastAsia="Times New Roman" w:hAnsi="Times New Roman" w:cs="Times New Roman"/>
-        </w:rPr>
-        <w:t>Deep</w:t>
-      </w:r>
-      <w:proofErr w:type="spellEnd"/>
       <w:r>
         <w:rPr>
           <w:rFonts w:ascii="Times New Roman" w:eastAsia="Times New Roman" w:hAnsi="Times New Roman" w:cs="Times New Roman"/>
@@ -627,21 +844,12 @@
           <w:rFonts w:ascii="Times New Roman" w:eastAsia="Times New Roman" w:hAnsi="Times New Roman" w:cs="Times New Roman"/>
         </w:rPr>
       </w:pPr>
-      <w:proofErr w:type="gramStart"/>
-      <w:r>
-        <w:rPr>
-          <w:rFonts w:ascii="Times New Roman" w:eastAsia="Times New Roman" w:hAnsi="Times New Roman" w:cs="Times New Roman"/>
-          <w:b/>
-        </w:rPr>
-        <w:t>3.2 Agregação</w:t>
-      </w:r>
-      <w:proofErr w:type="gramEnd"/>
-      <w:r>
-        <w:rPr>
-          <w:rFonts w:ascii="Times New Roman" w:eastAsia="Times New Roman" w:hAnsi="Times New Roman" w:cs="Times New Roman"/>
-          <w:b/>
-        </w:rPr>
-        <w:t xml:space="preserve"> de Valor</w:t>
+      <w:r>
+        <w:rPr>
+          <w:rFonts w:ascii="Times New Roman" w:eastAsia="Times New Roman" w:hAnsi="Times New Roman" w:cs="Times New Roman"/>
+          <w:b/>
+        </w:rPr>
+        <w:t>3.2 Agregação de Valor</w:t>
       </w:r>
     </w:p>
     <w:p>
@@ -666,7 +874,19 @@
         <w:rPr>
           <w:rFonts w:ascii="Times New Roman" w:eastAsia="Times New Roman" w:hAnsi="Times New Roman" w:cs="Times New Roman"/>
         </w:rPr>
-        <w:t xml:space="preserve"> Foram ofertados 2 cursos/oficinas/aulas em temáticas como desmistificando o empreendedorismo acadêmico, </w:t>
+        <w:t xml:space="preserve"> Foram ofertados </w:t>
+      </w:r>
+      <w:r>
+        <w:rPr>
+          <w:rFonts w:ascii="Times New Roman" w:eastAsia="Times New Roman" w:hAnsi="Times New Roman" w:cs="Times New Roman"/>
+        </w:rPr>
+        <w:t xml:space="preserve">valor 2</w:t>
+      </w:r>
+      <w:r>
+        <w:rPr>
+          <w:rFonts w:ascii="Times New Roman" w:eastAsia="Times New Roman" w:hAnsi="Times New Roman" w:cs="Times New Roman"/>
+        </w:rPr>
+        <w:t xml:space="preserve"> cursos/oficinas/aulas em temáticas como desmistificando o empreendedorismo acadêmico, </w:t>
       </w:r>
       <w:proofErr w:type="spellStart"/>
       <w:r>
@@ -713,43 +933,25 @@
           <w:rFonts w:ascii="Times New Roman" w:eastAsia="Times New Roman" w:hAnsi="Times New Roman" w:cs="Times New Roman"/>
           <w:b/>
         </w:rPr>
-        <w:t>Consultorias/</w:t>
-      </w:r>
-      <w:proofErr w:type="spellStart"/>
-      <w:r>
-        <w:rPr>
-          <w:rFonts w:ascii="Times New Roman" w:eastAsia="Times New Roman" w:hAnsi="Times New Roman" w:cs="Times New Roman"/>
-          <w:b/>
-        </w:rPr>
-        <w:t>Mentorias</w:t>
-      </w:r>
-      <w:proofErr w:type="spellEnd"/>
-      <w:r>
-        <w:rPr>
-          <w:rFonts w:ascii="Times New Roman" w:eastAsia="Times New Roman" w:hAnsi="Times New Roman" w:cs="Times New Roman"/>
-          <w:b/>
-        </w:rPr>
-        <w:t>:</w:t>
-      </w:r>
-      <w:r>
-        <w:rPr>
-          <w:rFonts w:ascii="Times New Roman" w:eastAsia="Times New Roman" w:hAnsi="Times New Roman" w:cs="Times New Roman"/>
-        </w:rPr>
-        <w:t xml:space="preserve"> Realizadas 4 de </w:t>
-      </w:r>
-      <w:proofErr w:type="spellStart"/>
-      <w:r>
-        <w:rPr>
-          <w:rFonts w:ascii="Times New Roman" w:eastAsia="Times New Roman" w:hAnsi="Times New Roman" w:cs="Times New Roman"/>
-        </w:rPr>
-        <w:t>mentorias</w:t>
-      </w:r>
-      <w:proofErr w:type="spellEnd"/>
-      <w:r>
-        <w:rPr>
-          <w:rFonts w:ascii="Times New Roman" w:eastAsia="Times New Roman" w:hAnsi="Times New Roman" w:cs="Times New Roman"/>
-        </w:rPr>
-        <w:t xml:space="preserve"> personalizadas em áreas de gestão, inovação, mercado e que contemplaram a trilha </w:t>
+        <w:t>Consultorias/Mentorias:</w:t>
+      </w:r>
+      <w:r>
+        <w:rPr>
+          <w:rFonts w:ascii="Times New Roman" w:eastAsia="Times New Roman" w:hAnsi="Times New Roman" w:cs="Times New Roman"/>
+        </w:rPr>
+        <w:t xml:space="preserve"> Realizadas </w:t>
+      </w:r>
+      <w:r>
+        <w:rPr>
+          <w:rFonts w:ascii="Times New Roman" w:eastAsia="Times New Roman" w:hAnsi="Times New Roman" w:cs="Times New Roman"/>
+        </w:rPr>
+        <w:t xml:space="preserve">valor 2</w:t>
+      </w:r>
+      <w:r>
+        <w:rPr>
+          <w:rFonts w:ascii="Times New Roman" w:eastAsia="Times New Roman" w:hAnsi="Times New Roman" w:cs="Times New Roman"/>
+        </w:rPr>
+        <w:t xml:space="preserve"> de mentorias personalizadas em áreas de gestão, inovação, mercado e que contemplaram a trilha </w:t>
       </w:r>
       <w:proofErr w:type="spellStart"/>
       <w:r>
@@ -788,7 +990,19 @@
         <w:rPr>
           <w:rFonts w:ascii="Times New Roman" w:eastAsia="Times New Roman" w:hAnsi="Times New Roman" w:cs="Times New Roman"/>
         </w:rPr>
-        <w:t xml:space="preserve"> Foram estabelecidas 9 de reuniões e conexões com instituições, empresas, órgãos públicos, fontes de financiamento e aceleradoras para as empresas e equipes participantes do programa de incubação.</w:t>
+        <w:t xml:space="preserve"> Foram estabelecidas </w:t>
+      </w:r>
+      <w:r>
+        <w:rPr>
+          <w:rFonts w:ascii="Times New Roman" w:eastAsia="Times New Roman" w:hAnsi="Times New Roman" w:cs="Times New Roman"/>
+        </w:rPr>
+        <w:t xml:space="preserve">valor 2</w:t>
+      </w:r>
+      <w:r>
+        <w:rPr>
+          <w:rFonts w:ascii="Times New Roman" w:eastAsia="Times New Roman" w:hAnsi="Times New Roman" w:cs="Times New Roman"/>
+        </w:rPr>
+        <w:t xml:space="preserve"> de reuniões e conexões com instituições, empresas, órgãos públicos, fontes de financiamento e aceleradoras para as empresas e equipes participantes do programa de incubação.</w:t>
       </w:r>
     </w:p>
     <w:p>
@@ -813,7 +1027,19 @@
         <w:rPr>
           <w:rFonts w:ascii="Times New Roman" w:eastAsia="Times New Roman" w:hAnsi="Times New Roman" w:cs="Times New Roman"/>
         </w:rPr>
-        <w:t xml:space="preserve"> Foram realizados 18 atendimentos relacionados conexão e desenvolvimento de parcerias entre as empresas/equipes vinculadas a INCUBAUECE e empresas beneficiárias pela Lei de Informática.</w:t>
+        <w:t xml:space="preserve"> Foram realizados </w:t>
+      </w:r>
+      <w:r>
+        <w:rPr>
+          <w:rFonts w:ascii="Times New Roman" w:eastAsia="Times New Roman" w:hAnsi="Times New Roman" w:cs="Times New Roman"/>
+        </w:rPr>
+        <w:t xml:space="preserve">valor 2</w:t>
+      </w:r>
+      <w:r>
+        <w:rPr>
+          <w:rFonts w:ascii="Times New Roman" w:eastAsia="Times New Roman" w:hAnsi="Times New Roman" w:cs="Times New Roman"/>
+        </w:rPr>
+        <w:t xml:space="preserve"> atendimentos relacionados conexão e desenvolvimento de parcerias entre as empresas/equipes vinculadas a INCUBAUECE e empresas beneficiárias pela Lei de Informática.</w:t>
       </w:r>
     </w:p>
     <w:p>
@@ -838,7 +1064,19 @@
         <w:rPr>
           <w:rFonts w:ascii="Times New Roman" w:eastAsia="Times New Roman" w:hAnsi="Times New Roman" w:cs="Times New Roman"/>
         </w:rPr>
-        <w:t xml:space="preserve"> Foram ofertados 58 serviços oferecidos por instituições, empresas e ambientes do ecossistema de inovação para empresas/equipes vinculadas a INCUBAUECE. </w:t>
+        <w:t xml:space="preserve"> Foram ofertados </w:t>
+      </w:r>
+      <w:r>
+        <w:rPr>
+          <w:rFonts w:ascii="Times New Roman" w:eastAsia="Times New Roman" w:hAnsi="Times New Roman" w:cs="Times New Roman"/>
+        </w:rPr>
+        <w:t xml:space="preserve">valor 2</w:t>
+      </w:r>
+      <w:r>
+        <w:rPr>
+          <w:rFonts w:ascii="Times New Roman" w:eastAsia="Times New Roman" w:hAnsi="Times New Roman" w:cs="Times New Roman"/>
+        </w:rPr>
+        <w:t xml:space="preserve"> serviços oferecidos por instituições, empresas e ambientes do ecossistema de inovação para empresas/equipes vinculadas a INCUBAUECE. </w:t>
       </w:r>
     </w:p>
     <w:p>
@@ -863,7 +1101,31 @@
         <w:rPr>
           <w:rFonts w:ascii="Times New Roman" w:eastAsia="Times New Roman" w:hAnsi="Times New Roman" w:cs="Times New Roman"/>
         </w:rPr>
-        <w:t xml:space="preserve"> Foram realizadas a divulgação de valor27 oportunidades de captação de recursos ou participação em evento para as empresas/equipes vinculadas a INCUBAUECE. Também, as empresas/equipes participantes do programa de incubação tiveram destaque em valor28 matérias/publicações nas redes sociais e site da incubadora.</w:t>
+        <w:t xml:space="preserve"> Foram realizadas a divulgação de </w:t>
+      </w:r>
+      <w:r>
+        <w:rPr>
+          <w:rFonts w:ascii="Times New Roman" w:eastAsia="Times New Roman" w:hAnsi="Times New Roman" w:cs="Times New Roman"/>
+        </w:rPr>
+        <w:t xml:space="preserve">valor 2</w:t>
+      </w:r>
+      <w:r>
+        <w:rPr>
+          <w:rFonts w:ascii="Times New Roman" w:eastAsia="Times New Roman" w:hAnsi="Times New Roman" w:cs="Times New Roman"/>
+        </w:rPr>
+        <w:t xml:space="preserve"> oportunidades de captação de recursos ou participação em evento para as empresas/equipes vinculadas a INCUBAUECE. Também, as empresas/equipes participantes do programa de incubação tiveram destaque em </w:t>
+      </w:r>
+      <w:r>
+        <w:rPr>
+          <w:rFonts w:ascii="Times New Roman" w:eastAsia="Times New Roman" w:hAnsi="Times New Roman" w:cs="Times New Roman"/>
+        </w:rPr>
+        <w:t xml:space="preserve">valor 2</w:t>
+      </w:r>
+      <w:r>
+        <w:rPr>
+          <w:rFonts w:ascii="Times New Roman" w:eastAsia="Times New Roman" w:hAnsi="Times New Roman" w:cs="Times New Roman"/>
+        </w:rPr>
+        <w:t xml:space="preserve"> matérias/publicações nas redes sociais e site da incubadora.</w:t>
       </w:r>
     </w:p>
     <w:p>
@@ -888,7 +1150,19 @@
         <w:rPr>
           <w:rFonts w:ascii="Times New Roman" w:eastAsia="Times New Roman" w:hAnsi="Times New Roman" w:cs="Times New Roman"/>
         </w:rPr>
-        <w:t xml:space="preserve"> Incentivou-se a participação em valor29 eventos locais, nacionais e internacionais de inovação e empreendedorismo.</w:t>
+        <w:t xml:space="preserve"> Incentivou-se a participação em </w:t>
+      </w:r>
+      <w:r>
+        <w:rPr>
+          <w:rFonts w:ascii="Times New Roman" w:eastAsia="Times New Roman" w:hAnsi="Times New Roman" w:cs="Times New Roman"/>
+        </w:rPr>
+        <w:t xml:space="preserve">valor 2</w:t>
+      </w:r>
+      <w:r>
+        <w:rPr>
+          <w:rFonts w:ascii="Times New Roman" w:eastAsia="Times New Roman" w:hAnsi="Times New Roman" w:cs="Times New Roman"/>
+        </w:rPr>
+        <w:t xml:space="preserve"> eventos locais, nacionais e internacionais de inovação e empreendedorismo.</w:t>
       </w:r>
     </w:p>
     <w:p>
@@ -919,7 +1193,6 @@
           <w:b/>
         </w:rPr>
       </w:pPr>
-      <w:proofErr w:type="gramStart"/>
       <w:r>
         <w:rPr>
           <w:rFonts w:ascii="Times New Roman" w:eastAsia="Times New Roman" w:hAnsi="Times New Roman" w:cs="Times New Roman"/>
@@ -927,7 +1200,6 @@
         </w:rPr>
         <w:t>3.3 Monitoramento</w:t>
       </w:r>
-      <w:proofErr w:type="gramEnd"/>
     </w:p>
     <w:p>
       <w:pPr>
@@ -941,7 +1213,31 @@
         <w:rPr>
           <w:rFonts w:ascii="Times New Roman" w:eastAsia="Times New Roman" w:hAnsi="Times New Roman" w:cs="Times New Roman"/>
         </w:rPr>
-        <w:t xml:space="preserve">A equipe da incubadora acompanhou conforme planejamento os empreendimentos incubados, registrando indicadores como evolução tecnológica, participação em editais, geração de empregos e captação de recursos. Onde foram realizadas valor30 reuniões de monitoramento com as empresas participantes da modalidade incubação e associação e valor31 com as equipes participantes da </w:t>
+        <w:t xml:space="preserve">A equipe da incubadora acompanhou conforme planejamento os empreendimentos incubados, registrando indicadores como evolução tecnológica, participação em editais, geração de empregos e captação de recursos. Onde foram realizadas </w:t>
+      </w:r>
+      <w:r>
+        <w:rPr>
+          <w:rFonts w:ascii="Times New Roman" w:eastAsia="Times New Roman" w:hAnsi="Times New Roman" w:cs="Times New Roman"/>
+        </w:rPr>
+        <w:t xml:space="preserve">valor 2</w:t>
+      </w:r>
+      <w:r>
+        <w:rPr>
+          <w:rFonts w:ascii="Times New Roman" w:eastAsia="Times New Roman" w:hAnsi="Times New Roman" w:cs="Times New Roman"/>
+        </w:rPr>
+        <w:t xml:space="preserve"> reuniões de monitoramento com as empresas participantes da modalidade incubação e associação e </w:t>
+      </w:r>
+      <w:r>
+        <w:rPr>
+          <w:rFonts w:ascii="Times New Roman" w:eastAsia="Times New Roman" w:hAnsi="Times New Roman" w:cs="Times New Roman"/>
+        </w:rPr>
+        <w:t xml:space="preserve">valor 2</w:t>
+      </w:r>
+      <w:r>
+        <w:rPr>
+          <w:rFonts w:ascii="Times New Roman" w:eastAsia="Times New Roman" w:hAnsi="Times New Roman" w:cs="Times New Roman"/>
+        </w:rPr>
+        <w:t xml:space="preserve"> com as equipes participantes da </w:t>
       </w:r>
       <w:proofErr w:type="spellStart"/>
       <w:r>
@@ -964,7 +1260,11 @@
           <w:rFonts w:ascii="Times New Roman" w:eastAsia="Times New Roman" w:hAnsi="Times New Roman" w:cs="Times New Roman"/>
         </w:rPr>
       </w:pPr>
-      <w:r/>
+      <w:r>
+        <w:pict w14:anchorId="3DC35731">
+          <v:rect id="_x0000_i1027" style="width:0;height:1.5pt" o:hralign="center" o:hrstd="t" o:hr="t" fillcolor="#a0a0a0" stroked="f"/>
+        </w:pict>
+      </w:r>
     </w:p>
     <w:p>
       <w:pPr>
@@ -988,7 +1288,6 @@
           <w:b/>
         </w:rPr>
       </w:pPr>
-      <w:proofErr w:type="gramStart"/>
       <w:r>
         <w:rPr>
           <w:rFonts w:ascii="Times New Roman" w:eastAsia="Times New Roman" w:hAnsi="Times New Roman" w:cs="Times New Roman"/>
@@ -996,7 +1295,6 @@
         </w:rPr>
         <w:t>4.1 Graduação</w:t>
       </w:r>
-      <w:proofErr w:type="gramEnd"/>
     </w:p>
     <w:p>
       <w:pPr>
@@ -1010,7 +1308,51 @@
         <w:rPr>
           <w:rFonts w:ascii="Times New Roman" w:eastAsia="Times New Roman" w:hAnsi="Times New Roman" w:cs="Times New Roman"/>
         </w:rPr>
-        <w:t xml:space="preserve">No valor32 semestre, valor33 empresas concluíram a incubação e valor34 equipes concluíram o ciclo da </w:t>
+        <w:lastRenderedPageBreak/>
+        <w:t xml:space="preserve">No </w:t>
+      </w:r>
+      <w:r>
+        <w:rPr>
+          <w:rFonts w:ascii="Times New Roman" w:eastAsia="Times New Roman" w:hAnsi="Times New Roman" w:cs="Times New Roman"/>
+        </w:rPr>
+        <w:t xml:space="preserve">valor 2</w:t>
+      </w:r>
+      <w:r>
+        <w:rPr>
+          <w:rFonts w:ascii="Times New Roman" w:eastAsia="Times New Roman" w:hAnsi="Times New Roman" w:cs="Times New Roman"/>
+        </w:rPr>
+        <w:t>º</w:t>
+      </w:r>
+      <w:proofErr w:type="gramEnd"/>
+      <w:r>
+        <w:rPr>
+          <w:rFonts w:ascii="Times New Roman" w:eastAsia="Times New Roman" w:hAnsi="Times New Roman" w:cs="Times New Roman"/>
+        </w:rPr>
+        <w:t xml:space="preserve"> semestre, </w:t>
+      </w:r>
+      <w:r>
+        <w:rPr>
+          <w:rFonts w:ascii="Times New Roman" w:eastAsia="Times New Roman" w:hAnsi="Times New Roman" w:cs="Times New Roman"/>
+        </w:rPr>
+        <w:t xml:space="preserve">valor 2</w:t>
+      </w:r>
+      <w:r>
+        <w:rPr>
+          <w:rFonts w:ascii="Times New Roman" w:eastAsia="Times New Roman" w:hAnsi="Times New Roman" w:cs="Times New Roman"/>
+        </w:rPr>
+        <w:t xml:space="preserve"> empresas concluíram a incubação e </w:t>
+      </w:r>
+      <w:r>
+        <w:rPr>
+          <w:rFonts w:ascii="Times New Roman" w:eastAsia="Times New Roman" w:hAnsi="Times New Roman" w:cs="Times New Roman"/>
+        </w:rPr>
+        <w:t xml:space="preserve">valor 2</w:t>
+      </w:r>
+      <w:r>
+        <w:rPr>
+          <w:rFonts w:ascii="Times New Roman" w:eastAsia="Times New Roman" w:hAnsi="Times New Roman" w:cs="Times New Roman"/>
+        </w:rPr>
+        <w:t xml:space="preserve"> equipes concluíram o ciclo da </w:t>
       </w:r>
       <w:proofErr w:type="spellStart"/>
       <w:r>
@@ -1034,21 +1376,12 @@
           <w:b/>
         </w:rPr>
       </w:pPr>
-      <w:proofErr w:type="gramStart"/>
-      <w:r>
-        <w:rPr>
-          <w:rFonts w:ascii="Times New Roman" w:eastAsia="Times New Roman" w:hAnsi="Times New Roman" w:cs="Times New Roman"/>
-          <w:b/>
-        </w:rPr>
-        <w:t>4.2 Relacionamento</w:t>
-      </w:r>
-      <w:proofErr w:type="gramEnd"/>
-      <w:r>
-        <w:rPr>
-          <w:rFonts w:ascii="Times New Roman" w:eastAsia="Times New Roman" w:hAnsi="Times New Roman" w:cs="Times New Roman"/>
-          <w:b/>
-        </w:rPr>
-        <w:t xml:space="preserve"> com Graduados</w:t>
+      <w:r>
+        <w:rPr>
+          <w:rFonts w:ascii="Times New Roman" w:eastAsia="Times New Roman" w:hAnsi="Times New Roman" w:cs="Times New Roman"/>
+          <w:b/>
+        </w:rPr>
+        <w:t>4.2 Relacionamento com Graduados</w:t>
       </w:r>
     </w:p>
     <w:p>
@@ -1063,7 +1396,55 @@
         <w:rPr>
           <w:rFonts w:ascii="Times New Roman" w:eastAsia="Times New Roman" w:hAnsi="Times New Roman" w:cs="Times New Roman"/>
         </w:rPr>
-        <w:t xml:space="preserve">As empresas graduadas participaram como mentoras e palestrantes em valor35 atividades da incubadora, além de terem recebido valor36 informações sobre editais e oportunidades de mercado. A Incubadora subsidiou, no todo ou em parte, a participação das empresas em valor37 de eventos promovidos pela incubadora, em valor38 de consultorias técnicas relacionadas a Propriedade intelectual e transferência de tecnologia por meio da Agência de inovação da UECE e instituições parceiras.  </w:t>
+        <w:t xml:space="preserve">As empresas graduadas participaram como mentoras e palestrantes em </w:t>
+      </w:r>
+      <w:r>
+        <w:rPr>
+          <w:rFonts w:ascii="Times New Roman" w:eastAsia="Times New Roman" w:hAnsi="Times New Roman" w:cs="Times New Roman"/>
+        </w:rPr>
+        <w:t xml:space="preserve">valor 2</w:t>
+      </w:r>
+      <w:r>
+        <w:rPr>
+          <w:rFonts w:ascii="Times New Roman" w:eastAsia="Times New Roman" w:hAnsi="Times New Roman" w:cs="Times New Roman"/>
+        </w:rPr>
+        <w:t xml:space="preserve"> atividades da incubadora, além de terem recebido </w:t>
+      </w:r>
+      <w:r>
+        <w:rPr>
+          <w:rFonts w:ascii="Times New Roman" w:eastAsia="Times New Roman" w:hAnsi="Times New Roman" w:cs="Times New Roman"/>
+        </w:rPr>
+        <w:t xml:space="preserve">valor 2</w:t>
+      </w:r>
+      <w:r>
+        <w:rPr>
+          <w:rFonts w:ascii="Times New Roman" w:eastAsia="Times New Roman" w:hAnsi="Times New Roman" w:cs="Times New Roman"/>
+        </w:rPr>
+        <w:t xml:space="preserve"> informações sobre editais e oportunidades de mercado. A Incubadora subsidiou, no todo ou em parte, a participação das empresas em </w:t>
+      </w:r>
+      <w:r>
+        <w:rPr>
+          <w:rFonts w:ascii="Times New Roman" w:eastAsia="Times New Roman" w:hAnsi="Times New Roman" w:cs="Times New Roman"/>
+        </w:rPr>
+        <w:t xml:space="preserve">valor 2</w:t>
+      </w:r>
+      <w:r>
+        <w:rPr>
+          <w:rFonts w:ascii="Times New Roman" w:eastAsia="Times New Roman" w:hAnsi="Times New Roman" w:cs="Times New Roman"/>
+        </w:rPr>
+        <w:t xml:space="preserve"> de eventos promovidos pela incubadora, em </w:t>
+      </w:r>
+      <w:r>
+        <w:rPr>
+          <w:rFonts w:ascii="Times New Roman" w:eastAsia="Times New Roman" w:hAnsi="Times New Roman" w:cs="Times New Roman"/>
+        </w:rPr>
+        <w:t xml:space="preserve"/>
+      </w:r>
+      <w:r>
+        <w:rPr>
+          <w:rFonts w:ascii="Times New Roman" w:eastAsia="Times New Roman" w:hAnsi="Times New Roman" w:cs="Times New Roman"/>
+        </w:rPr>
+        <w:t xml:space="preserve"> de consultorias técnicas relacionadas a Propriedade intelectual e transferência de tecnologia por meio da Agência de inovação da UECE e instituições parceiras.  </w:t>
       </w:r>
     </w:p>
     <w:p>
@@ -1078,7 +1459,19 @@
         <w:rPr>
           <w:rFonts w:ascii="Times New Roman" w:eastAsia="Times New Roman" w:hAnsi="Times New Roman" w:cs="Times New Roman"/>
         </w:rPr>
-        <w:t xml:space="preserve">Além de viabilizar valor39 de reuniões de acesso aos laboratórios e professores/pesquisadores e alunos da UECE, e articular e facilitar a conexão entre as empresas e atores do ecossistema de inovação. </w:t>
+        <w:t xml:space="preserve">Além de viabilizar </w:t>
+      </w:r>
+      <w:r>
+        <w:rPr>
+          <w:rFonts w:ascii="Times New Roman" w:eastAsia="Times New Roman" w:hAnsi="Times New Roman" w:cs="Times New Roman"/>
+        </w:rPr>
+        <w:t xml:space="preserve">valor 2</w:t>
+      </w:r>
+      <w:r>
+        <w:rPr>
+          <w:rFonts w:ascii="Times New Roman" w:eastAsia="Times New Roman" w:hAnsi="Times New Roman" w:cs="Times New Roman"/>
+        </w:rPr>
+        <w:t xml:space="preserve"> de reuniões de acesso aos laboratórios e professores/pesquisadores e alunos da UECE, e articular e facilitar a conexão entre as empresas e atores do ecossistema de inovação. </w:t>
       </w:r>
     </w:p>
     <w:p>
@@ -1108,7 +1501,11 @@
           <w:rFonts w:ascii="Times New Roman" w:eastAsia="Times New Roman" w:hAnsi="Times New Roman" w:cs="Times New Roman"/>
         </w:rPr>
       </w:pPr>
-      <w:r/>
+      <w:r>
+        <w:pict w14:anchorId="09F4C24E">
+          <v:rect id="_x0000_i1028" style="width:0;height:1.5pt" o:hralign="center" o:hrstd="t" o:hr="t" fillcolor="#a0a0a0" stroked="f"/>
+        </w:pict>
+      </w:r>
     </w:p>
     <w:p>
       <w:pPr>
@@ -1152,31 +1549,34 @@
         <w:rPr>
           <w:rFonts w:ascii="Times New Roman" w:eastAsia="Times New Roman" w:hAnsi="Times New Roman" w:cs="Times New Roman"/>
         </w:rPr>
-        <w:t>A equipe da incubadora contou com valor40 colaboradores entre bolsistas, estagiários e equipe técnica, atuando no acompanhamento das empresas e na gestão administrativa.</w:t>
-      </w:r>
-    </w:p>
-    <w:p>
-      <w:pPr>
-        <w:rPr>
-          <w:rFonts w:ascii="Times New Roman" w:eastAsia="Times New Roman" w:hAnsi="Times New Roman" w:cs="Times New Roman"/>
-          <w:b/>
-        </w:rPr>
-      </w:pPr>
-      <w:proofErr w:type="gramStart"/>
-      <w:r>
-        <w:rPr>
-          <w:rFonts w:ascii="Times New Roman" w:eastAsia="Times New Roman" w:hAnsi="Times New Roman" w:cs="Times New Roman"/>
-          <w:b/>
-        </w:rPr>
-        <w:t>5.2 Operação</w:t>
-      </w:r>
-      <w:proofErr w:type="gramEnd"/>
-      <w:r>
-        <w:rPr>
-          <w:rFonts w:ascii="Times New Roman" w:eastAsia="Times New Roman" w:hAnsi="Times New Roman" w:cs="Times New Roman"/>
-          <w:b/>
-        </w:rPr>
-        <w:t xml:space="preserve"> da Incubadora</w:t>
+        <w:t xml:space="preserve">A equipe da incubadora contou com </w:t>
+      </w:r>
+      <w:r>
+        <w:rPr>
+          <w:rFonts w:ascii="Times New Roman" w:eastAsia="Times New Roman" w:hAnsi="Times New Roman" w:cs="Times New Roman"/>
+        </w:rPr>
+        <w:t xml:space="preserve">valor 2</w:t>
+      </w:r>
+      <w:r>
+        <w:rPr>
+          <w:rFonts w:ascii="Times New Roman" w:eastAsia="Times New Roman" w:hAnsi="Times New Roman" w:cs="Times New Roman"/>
+        </w:rPr>
+        <w:t xml:space="preserve"> colaboradores entre bolsistas, estagiários e equipe técnica, atuando no acompanhamento das empresas e na gestão administrativa.</w:t>
+      </w:r>
+    </w:p>
+    <w:p>
+      <w:pPr>
+        <w:rPr>
+          <w:rFonts w:ascii="Times New Roman" w:eastAsia="Times New Roman" w:hAnsi="Times New Roman" w:cs="Times New Roman"/>
+          <w:b/>
+        </w:rPr>
+      </w:pPr>
+      <w:r>
+        <w:rPr>
+          <w:rFonts w:ascii="Times New Roman" w:eastAsia="Times New Roman" w:hAnsi="Times New Roman" w:cs="Times New Roman"/>
+          <w:b/>
+        </w:rPr>
+        <w:t>5.2 Operação da Incubadora</w:t>
       </w:r>
     </w:p>
     <w:p>
@@ -1191,21 +1591,85 @@
         <w:rPr>
           <w:rFonts w:ascii="Times New Roman" w:eastAsia="Times New Roman" w:hAnsi="Times New Roman" w:cs="Times New Roman"/>
         </w:rPr>
-        <w:t xml:space="preserve">Durante o valor41 semestre, a incubadora teve uma receita bruta de R$ valor42 (valor43) com as taxas relacionadas ao programa de incubação e recursos captados por meio de projetos e prestação de serviços. Tendo como despesas o valor de R$ valor44 </w:t>
+        <w:t xml:space="preserve">Durante o </w:t>
+      </w:r>
+      <w:r>
+        <w:rPr>
+          <w:rFonts w:ascii="Times New Roman" w:eastAsia="Times New Roman" w:hAnsi="Times New Roman" w:cs="Times New Roman"/>
+        </w:rPr>
+        <w:t xml:space="preserve">valor 2</w:t>
+      </w:r>
+      <w:r>
+        <w:rPr>
+          <w:rFonts w:ascii="Times New Roman" w:eastAsia="Times New Roman" w:hAnsi="Times New Roman" w:cs="Times New Roman"/>
+        </w:rPr>
+        <w:t>º</w:t>
+      </w:r>
+      <w:proofErr w:type="gramEnd"/>
+      <w:r>
+        <w:rPr>
+          <w:rFonts w:ascii="Times New Roman" w:eastAsia="Times New Roman" w:hAnsi="Times New Roman" w:cs="Times New Roman"/>
+        </w:rPr>
+        <w:t xml:space="preserve"> semestre, a incubadora teve uma receita bruta de R$ </w:t>
+      </w:r>
+      <w:r>
+        <w:rPr>
+          <w:rFonts w:ascii="Times New Roman" w:eastAsia="Times New Roman" w:hAnsi="Times New Roman" w:cs="Times New Roman"/>
+        </w:rPr>
+        <w:t xml:space="preserve">valor 2</w:t>
+      </w:r>
+      <w:r>
+        <w:rPr>
+          <w:rFonts w:ascii="Times New Roman" w:eastAsia="Times New Roman" w:hAnsi="Times New Roman" w:cs="Times New Roman"/>
+        </w:rPr>
+        <w:t xml:space="preserve"> (</w:t>
+      </w:r>
+      <w:r>
+        <w:rPr>
+          <w:rFonts w:ascii="Times New Roman" w:eastAsia="Times New Roman" w:hAnsi="Times New Roman" w:cs="Times New Roman"/>
+        </w:rPr>
+        <w:t xml:space="preserve">valor 2</w:t>
+      </w:r>
+      <w:r>
+        <w:rPr>
+          <w:rFonts w:ascii="Times New Roman" w:eastAsia="Times New Roman" w:hAnsi="Times New Roman" w:cs="Times New Roman"/>
+        </w:rPr>
+        <w:t xml:space="preserve">) com as taxas relacionadas ao programa de incubação e recursos captados por meio de projetos e prestação de serviços. Tendo como despesas o valor de R$ </w:t>
+      </w:r>
+      <w:r>
+        <w:rPr>
+          <w:rFonts w:ascii="Times New Roman" w:eastAsia="Times New Roman" w:hAnsi="Times New Roman" w:cs="Times New Roman"/>
+        </w:rPr>
+        <w:t xml:space="preserve">valor 2</w:t>
       </w:r>
       <w:sdt>
         <w:sdtPr>
           <w:tag w:val="goog_rdk_1"/>
           <w:id w:val="-733315902"/>
         </w:sdtPr>
-        <w:sdtEndPr/>
-        <w:sdtContent/>
+        <w:sdtContent>
+          <w:r>
+            <w:t xml:space="preserve"> </w:t>
+          </w:r>
+        </w:sdtContent>
       </w:sdt>
       <w:r>
         <w:rPr>
           <w:rFonts w:ascii="Times New Roman" w:eastAsia="Times New Roman" w:hAnsi="Times New Roman" w:cs="Times New Roman"/>
         </w:rPr>
-        <w:t xml:space="preserve">(valor45), seja de recursos próprios ou dos institutos de apoio ou da própria Universidade. </w:t>
+        <w:t>(</w:t>
+      </w:r>
+      <w:r>
+        <w:rPr>
+          <w:rFonts w:ascii="Times New Roman" w:eastAsia="Times New Roman" w:hAnsi="Times New Roman" w:cs="Times New Roman"/>
+        </w:rPr>
+        <w:t xml:space="preserve">valor 2</w:t>
+      </w:r>
+      <w:r>
+        <w:rPr>
+          <w:rFonts w:ascii="Times New Roman" w:eastAsia="Times New Roman" w:hAnsi="Times New Roman" w:cs="Times New Roman"/>
+        </w:rPr>
+        <w:t xml:space="preserve">), seja de recursos próprios ou dos institutos de apoio ou da própria Universidade. </w:t>
       </w:r>
     </w:p>
     <w:p>
@@ -1220,21 +1684,43 @@
         <w:rPr>
           <w:rFonts w:ascii="Times New Roman" w:eastAsia="Times New Roman" w:hAnsi="Times New Roman" w:cs="Times New Roman"/>
         </w:rPr>
-        <w:t xml:space="preserve">Em relação a infraestrutura física, foram disponibilizados valor46 equipamentos e mobiliários para empresas/equipes participantes do programa de incubação, além da utilização por valor47 empresas/equipes de salas de reunião, </w:t>
-      </w:r>
-      <w:proofErr w:type="spellStart"/>
-      <w:r>
-        <w:rPr>
-          <w:rFonts w:ascii="Times New Roman" w:eastAsia="Times New Roman" w:hAnsi="Times New Roman" w:cs="Times New Roman"/>
-        </w:rPr>
-        <w:t>coworking</w:t>
-      </w:r>
-      <w:proofErr w:type="spellEnd"/>
-      <w:r>
-        <w:rPr>
-          <w:rFonts w:ascii="Times New Roman" w:eastAsia="Times New Roman" w:hAnsi="Times New Roman" w:cs="Times New Roman"/>
-        </w:rPr>
-        <w:t xml:space="preserve"> e laboratórios. Foram realizados a pedido das empresas/equipes valor48 de serviços operacionais como: manutenção de serviços de limpeza, elétricos, hidráulico e de internet disponibilizados por meio da Fundação Universidade Estadual do Ceará (FUNECE).</w:t>
+        <w:t xml:space="preserve">Em relação a infraestrutura física, foram disponibilizados </w:t>
+      </w:r>
+      <w:r>
+        <w:rPr>
+          <w:rFonts w:ascii="Times New Roman" w:eastAsia="Times New Roman" w:hAnsi="Times New Roman" w:cs="Times New Roman"/>
+        </w:rPr>
+        <w:t xml:space="preserve">valor 2</w:t>
+      </w:r>
+      <w:r>
+        <w:rPr>
+          <w:rFonts w:ascii="Times New Roman" w:eastAsia="Times New Roman" w:hAnsi="Times New Roman" w:cs="Times New Roman"/>
+        </w:rPr>
+        <w:t xml:space="preserve"> equipamentos e mobiliários para empresas/equipes participantes do programa de incubação, além da utilização por </w:t>
+      </w:r>
+      <w:r>
+        <w:rPr>
+          <w:rFonts w:ascii="Times New Roman" w:eastAsia="Times New Roman" w:hAnsi="Times New Roman" w:cs="Times New Roman"/>
+        </w:rPr>
+        <w:t xml:space="preserve">valor 2</w:t>
+      </w:r>
+      <w:r>
+        <w:rPr>
+          <w:rFonts w:ascii="Times New Roman" w:eastAsia="Times New Roman" w:hAnsi="Times New Roman" w:cs="Times New Roman"/>
+        </w:rPr>
+        <w:t xml:space="preserve"> empresas/equipes de salas de reunião, coworking e laboratórios. Foram realizados a pedido das empresas/equipes </w:t>
+      </w:r>
+      <w:r>
+        <w:rPr>
+          <w:rFonts w:ascii="Times New Roman" w:eastAsia="Times New Roman" w:hAnsi="Times New Roman" w:cs="Times New Roman"/>
+        </w:rPr>
+        <w:t xml:space="preserve">valor 2</w:t>
+      </w:r>
+      <w:r>
+        <w:rPr>
+          <w:rFonts w:ascii="Times New Roman" w:eastAsia="Times New Roman" w:hAnsi="Times New Roman" w:cs="Times New Roman"/>
+        </w:rPr>
+        <w:t xml:space="preserve"> de serviços operacionais como: manutenção de serviços de limpeza, elétricos, hidráulico e de internet disponibilizados por meio da Fundação Universidade Estadual do Ceará (FUNECE).</w:t>
       </w:r>
     </w:p>
     <w:p>
@@ -1264,16 +1750,44 @@
         <w:rPr>
           <w:rFonts w:ascii="Times New Roman" w:eastAsia="Times New Roman" w:hAnsi="Times New Roman" w:cs="Times New Roman"/>
         </w:rPr>
-        <w:t>Foram produzidos valor49 conteúdos institucionais e divulgadas valor50 notícias sobre a incubadora e suas ações nos sites da Incubadora e UECE.</w:t>
-      </w:r>
-    </w:p>
-    <w:p>
-      <w:pPr>
-        <w:rPr>
-          <w:rFonts w:ascii="Times New Roman" w:eastAsia="Times New Roman" w:hAnsi="Times New Roman" w:cs="Times New Roman"/>
-        </w:rPr>
-      </w:pPr>
-      <w:r/>
+        <w:t xml:space="preserve">Foram produzidos </w:t>
+      </w:r>
+      <w:r>
+        <w:rPr>
+          <w:rFonts w:ascii="Times New Roman" w:eastAsia="Times New Roman" w:hAnsi="Times New Roman" w:cs="Times New Roman"/>
+        </w:rPr>
+        <w:t xml:space="preserve">valor 2</w:t>
+      </w:r>
+      <w:r>
+        <w:rPr>
+          <w:rFonts w:ascii="Times New Roman" w:eastAsia="Times New Roman" w:hAnsi="Times New Roman" w:cs="Times New Roman"/>
+        </w:rPr>
+        <w:t xml:space="preserve"> conteúdos institucionais e divulgadas </w:t>
+      </w:r>
+      <w:r>
+        <w:rPr>
+          <w:rFonts w:ascii="Times New Roman" w:eastAsia="Times New Roman" w:hAnsi="Times New Roman" w:cs="Times New Roman"/>
+        </w:rPr>
+        <w:t xml:space="preserve">valor 2</w:t>
+      </w:r>
+      <w:r>
+        <w:rPr>
+          <w:rFonts w:ascii="Times New Roman" w:eastAsia="Times New Roman" w:hAnsi="Times New Roman" w:cs="Times New Roman"/>
+        </w:rPr>
+        <w:t xml:space="preserve"> notícias sobre a incubadora e suas ações nos sites da Incubadora e UECE.</w:t>
+      </w:r>
+    </w:p>
+    <w:p>
+      <w:pPr>
+        <w:rPr>
+          <w:rFonts w:ascii="Times New Roman" w:eastAsia="Times New Roman" w:hAnsi="Times New Roman" w:cs="Times New Roman"/>
+        </w:rPr>
+      </w:pPr>
+      <w:r>
+        <w:pict w14:anchorId="0DCED31A">
+          <v:rect id="_x0000_i1029" style="width:0;height:1.5pt" o:hralign="center" o:hrstd="t" o:hr="t" fillcolor="#a0a0a0" stroked="f"/>
+        </w:pict>
+      </w:r>
     </w:p>
     <w:p>
       <w:pPr>
@@ -1385,27 +1899,12 @@
           <w:rFonts w:ascii="Times New Roman" w:eastAsia="Times New Roman" w:hAnsi="Times New Roman" w:cs="Times New Roman"/>
         </w:rPr>
       </w:pPr>
-      <w:proofErr w:type="gramStart"/>
-      <w:r>
-        <w:rPr>
-          <w:rFonts w:ascii="Times New Roman" w:eastAsia="Times New Roman" w:hAnsi="Times New Roman" w:cs="Times New Roman"/>
-        </w:rPr>
-        <w:t>var</w:t>
-      </w:r>
-      <w:proofErr w:type="gramEnd"/>
-      <w:r>
-        <w:rPr>
-          <w:rFonts w:ascii="Times New Roman" w:eastAsia="Times New Roman" w:hAnsi="Times New Roman" w:cs="Times New Roman"/>
-        </w:rPr>
-        <w:t>51</w:t>
-      </w:r>
-    </w:p>
-    <w:p>
-      <w:pPr>
-        <w:rPr>
-          <w:rFonts w:ascii="Times New Roman" w:eastAsia="Times New Roman" w:hAnsi="Times New Roman" w:cs="Times New Roman"/>
-        </w:rPr>
-      </w:pPr>
+      <w:r>
+        <w:rPr>
+          <w:rFonts w:ascii="Times New Roman" w:eastAsia="Times New Roman" w:hAnsi="Times New Roman" w:cs="Times New Roman"/>
+        </w:rPr>
+        <w:t xml:space="preserve">valor 2</w:t>
+      </w:r>
     </w:p>
     <w:p>
       <w:pPr>
@@ -1728,21 +2227,11 @@
           <w:b/>
         </w:rPr>
       </w:pPr>
-      <w:proofErr w:type="gramStart"/>
-      <w:r>
-        <w:rPr>
-          <w:rFonts w:ascii="Times New Roman" w:eastAsia="Times New Roman" w:hAnsi="Times New Roman" w:cs="Times New Roman"/>
-          <w:b/>
-        </w:rPr>
-        <w:t>var</w:t>
-      </w:r>
-      <w:proofErr w:type="gramEnd"/>
-      <w:r>
-        <w:rPr>
-          <w:rFonts w:ascii="Times New Roman" w:eastAsia="Times New Roman" w:hAnsi="Times New Roman" w:cs="Times New Roman"/>
-          <w:b/>
-        </w:rPr>
-        <w:t>52</w:t>
+      <w:r>
+        <w:rPr>
+          <w:rFonts w:ascii="Times New Roman" w:eastAsia="Times New Roman" w:hAnsi="Times New Roman" w:cs="Times New Roman"/>
+        </w:rPr>
+        <w:t xml:space="preserve">valor 2</w:t>
       </w:r>
     </w:p>
     <w:p>
@@ -2113,6 +2602,14 @@
           <w:b/>
         </w:rPr>
       </w:pPr>
+      <w:r>
+        <w:rPr>
+          <w:rFonts w:ascii="Times New Roman" w:eastAsia="Times New Roman" w:hAnsi="Times New Roman" w:cs="Times New Roman"/>
+          <w:b/>
+        </w:rPr>
+        <w:lastRenderedPageBreak/>
+        <w:t>ANEXO 3 - RELAÇÃO DE EVENTO</w:t>
+      </w:r>
     </w:p>
     <w:p>
       <w:pPr>
@@ -2122,50 +2619,19 @@
           <w:b/>
         </w:rPr>
       </w:pPr>
-      <w:r>
-        <w:rPr>
-          <w:rFonts w:ascii="Times New Roman" w:eastAsia="Times New Roman" w:hAnsi="Times New Roman" w:cs="Times New Roman"/>
-          <w:b/>
-        </w:rPr>
-        <w:t>ANEXO 3 - RELAÇÃO DE EVENTO</w:t>
-      </w:r>
-    </w:p>
-    <w:p>
-      <w:pPr>
-        <w:jc w:val="center"/>
-        <w:rPr>
-          <w:rFonts w:ascii="Times New Roman" w:eastAsia="Times New Roman" w:hAnsi="Times New Roman" w:cs="Times New Roman"/>
-          <w:b/>
-        </w:rPr>
-      </w:pPr>
-    </w:p>
-    <w:p>
-      <w:pPr>
-        <w:rPr>
-          <w:rFonts w:ascii="Times New Roman" w:eastAsia="Times New Roman" w:hAnsi="Times New Roman" w:cs="Times New Roman"/>
-        </w:rPr>
-      </w:pPr>
-      <w:proofErr w:type="gramStart"/>
-      <w:r>
-        <w:rPr>
-          <w:rFonts w:ascii="Times New Roman" w:eastAsia="Times New Roman" w:hAnsi="Times New Roman" w:cs="Times New Roman"/>
-        </w:rPr>
-        <w:t>var</w:t>
-      </w:r>
-      <w:proofErr w:type="gramEnd"/>
-      <w:r>
-        <w:rPr>
-          <w:rFonts w:ascii="Times New Roman" w:eastAsia="Times New Roman" w:hAnsi="Times New Roman" w:cs="Times New Roman"/>
-        </w:rPr>
-        <w:t>53</w:t>
-      </w:r>
-    </w:p>
-    <w:p>
-      <w:pPr>
-        <w:rPr>
-          <w:rFonts w:ascii="Times New Roman" w:eastAsia="Times New Roman" w:hAnsi="Times New Roman" w:cs="Times New Roman"/>
-        </w:rPr>
-      </w:pPr>
+    </w:p>
+    <w:p>
+      <w:pPr>
+        <w:rPr>
+          <w:rFonts w:ascii="Times New Roman" w:eastAsia="Times New Roman" w:hAnsi="Times New Roman" w:cs="Times New Roman"/>
+        </w:rPr>
+      </w:pPr>
+      <w:r>
+        <w:rPr>
+          <w:rFonts w:ascii="Times New Roman" w:eastAsia="Times New Roman" w:hAnsi="Times New Roman" w:cs="Times New Roman"/>
+        </w:rPr>
+        <w:t xml:space="preserve">valor 2</w:t>
+      </w:r>
     </w:p>
     <w:p>
       <w:pPr>
@@ -2219,7 +2685,7 @@
 </file>
 
 <file path=word/endnotes.xml><?xml version="1.0" encoding="utf-8"?>
-<w:endnotes xmlns:wpc="http://schemas.microsoft.com/office/word/2010/wordprocessingCanvas" xmlns:mc="http://schemas.openxmlformats.org/markup-compatibility/2006" xmlns:o="urn:schemas-microsoft-com:office:office" xmlns:r="http://schemas.openxmlformats.org/officeDocument/2006/relationships" xmlns:m="http://schemas.openxmlformats.org/officeDocument/2006/math" xmlns:v="urn:schemas-microsoft-com:vml" xmlns:wp14="http://schemas.microsoft.com/office/word/2010/wordprocessingDrawing" xmlns:wp="http://schemas.openxmlformats.org/drawingml/2006/wordprocessingDrawing" xmlns:w10="urn:schemas-microsoft-com:office:word" xmlns:w="http://schemas.openxmlformats.org/wordprocessingml/2006/main" xmlns:w14="http://schemas.microsoft.com/office/word/2010/wordml" xmlns:w15="http://schemas.microsoft.com/office/word/2012/wordml" xmlns:wpg="http://schemas.microsoft.com/office/word/2010/wordprocessingGroup" xmlns:wpi="http://schemas.microsoft.com/office/word/2010/wordprocessingInk" xmlns:wne="http://schemas.microsoft.com/office/word/2006/wordml" xmlns:wps="http://schemas.microsoft.com/office/word/2010/wordprocessingShape" mc:Ignorable="w14 w15 wp14">
+<w:endnotes xmlns:wpc="http://schemas.microsoft.com/office/word/2010/wordprocessingCanvas" xmlns:cx="http://schemas.microsoft.com/office/drawing/2014/chartex" xmlns:cx1="http://schemas.microsoft.com/office/drawing/2015/9/8/chartex" xmlns:cx2="http://schemas.microsoft.com/office/drawing/2015/10/21/chartex" xmlns:cx3="http://schemas.microsoft.com/office/drawing/2016/5/9/chartex" xmlns:cx4="http://schemas.microsoft.com/office/drawing/2016/5/10/chartex" xmlns:cx5="http://schemas.microsoft.com/office/drawing/2016/5/11/chartex" xmlns:cx6="http://schemas.microsoft.com/office/drawing/2016/5/12/chartex" xmlns:cx7="http://schemas.microsoft.com/office/drawing/2016/5/13/chartex" xmlns:cx8="http://schemas.microsoft.com/office/drawing/2016/5/14/chartex" xmlns:mc="http://schemas.openxmlformats.org/markup-compatibility/2006" xmlns:aink="http://schemas.microsoft.com/office/drawing/2016/ink" xmlns:am3d="http://schemas.microsoft.com/office/drawing/2017/model3d" xmlns:o="urn:schemas-microsoft-com:office:office" xmlns:oel="http://schemas.microsoft.com/office/2019/extlst" xmlns:r="http://schemas.openxmlformats.org/officeDocument/2006/relationships" xmlns:m="http://schemas.openxmlformats.org/officeDocument/2006/math" xmlns:v="urn:schemas-microsoft-com:vml" xmlns:wp14="http://schemas.microsoft.com/office/word/2010/wordprocessingDrawing" xmlns:wp="http://schemas.openxmlformats.org/drawingml/2006/wordprocessingDrawing" xmlns:w10="urn:schemas-microsoft-com:office:word" xmlns:w="http://schemas.openxmlformats.org/wordprocessingml/2006/main" xmlns:w14="http://schemas.microsoft.com/office/word/2010/wordml" xmlns:w15="http://schemas.microsoft.com/office/word/2012/wordml" xmlns:w16cex="http://schemas.microsoft.com/office/word/2018/wordml/cex" xmlns:w16cid="http://schemas.microsoft.com/office/word/2016/wordml/cid" xmlns:w16="http://schemas.microsoft.com/office/word/2018/wordml" xmlns:w16du="http://schemas.microsoft.com/office/word/2023/wordml/word16du" xmlns:w16sdtdh="http://schemas.microsoft.com/office/word/2020/wordml/sdtdatahash" xmlns:w16sdtfl="http://schemas.microsoft.com/office/word/2024/wordml/sdtformatlock" xmlns:w16se="http://schemas.microsoft.com/office/word/2015/wordml/symex" xmlns:wpg="http://schemas.microsoft.com/office/word/2010/wordprocessingGroup" xmlns:wpi="http://schemas.microsoft.com/office/word/2010/wordprocessingInk" xmlns:wne="http://schemas.microsoft.com/office/word/2006/wordml" xmlns:wps="http://schemas.microsoft.com/office/word/2010/wordprocessingShape" mc:Ignorable="w14 w15 w16se w16cid w16 w16cex w16sdtdh w16sdtfl w16du wp14">
   <w:endnote w:type="separator" w:id="-1">
     <w:p>
       <w:r>
@@ -2238,7 +2704,7 @@
 </file>
 
 <file path=word/footer1.xml><?xml version="1.0" encoding="utf-8"?>
-<w:ftr xmlns:wpc="http://schemas.microsoft.com/office/word/2010/wordprocessingCanvas" xmlns:mc="http://schemas.openxmlformats.org/markup-compatibility/2006" xmlns:o="urn:schemas-microsoft-com:office:office" xmlns:r="http://schemas.openxmlformats.org/officeDocument/2006/relationships" xmlns:m="http://schemas.openxmlformats.org/officeDocument/2006/math" xmlns:v="urn:schemas-microsoft-com:vml" xmlns:wp14="http://schemas.microsoft.com/office/word/2010/wordprocessingDrawing" xmlns:wp="http://schemas.openxmlformats.org/drawingml/2006/wordprocessingDrawing" xmlns:w10="urn:schemas-microsoft-com:office:word" xmlns:w="http://schemas.openxmlformats.org/wordprocessingml/2006/main" xmlns:w14="http://schemas.microsoft.com/office/word/2010/wordml" xmlns:w15="http://schemas.microsoft.com/office/word/2012/wordml" xmlns:wpg="http://schemas.microsoft.com/office/word/2010/wordprocessingGroup" xmlns:wpi="http://schemas.microsoft.com/office/word/2010/wordprocessingInk" xmlns:wne="http://schemas.microsoft.com/office/word/2006/wordml" xmlns:wps="http://schemas.microsoft.com/office/word/2010/wordprocessingShape" mc:Ignorable="w14 w15 wp14">
+<w:ftr xmlns:wpc="http://schemas.microsoft.com/office/word/2010/wordprocessingCanvas" xmlns:cx="http://schemas.microsoft.com/office/drawing/2014/chartex" xmlns:cx1="http://schemas.microsoft.com/office/drawing/2015/9/8/chartex" xmlns:cx2="http://schemas.microsoft.com/office/drawing/2015/10/21/chartex" xmlns:cx3="http://schemas.microsoft.com/office/drawing/2016/5/9/chartex" xmlns:cx4="http://schemas.microsoft.com/office/drawing/2016/5/10/chartex" xmlns:cx5="http://schemas.microsoft.com/office/drawing/2016/5/11/chartex" xmlns:cx6="http://schemas.microsoft.com/office/drawing/2016/5/12/chartex" xmlns:cx7="http://schemas.microsoft.com/office/drawing/2016/5/13/chartex" xmlns:cx8="http://schemas.microsoft.com/office/drawing/2016/5/14/chartex" xmlns:mc="http://schemas.openxmlformats.org/markup-compatibility/2006" xmlns:aink="http://schemas.microsoft.com/office/drawing/2016/ink" xmlns:am3d="http://schemas.microsoft.com/office/drawing/2017/model3d" xmlns:o="urn:schemas-microsoft-com:office:office" xmlns:oel="http://schemas.microsoft.com/office/2019/extlst" xmlns:r="http://schemas.openxmlformats.org/officeDocument/2006/relationships" xmlns:m="http://schemas.openxmlformats.org/officeDocument/2006/math" xmlns:v="urn:schemas-microsoft-com:vml" xmlns:wp14="http://schemas.microsoft.com/office/word/2010/wordprocessingDrawing" xmlns:wp="http://schemas.openxmlformats.org/drawingml/2006/wordprocessingDrawing" xmlns:w10="urn:schemas-microsoft-com:office:word" xmlns:w="http://schemas.openxmlformats.org/wordprocessingml/2006/main" xmlns:w14="http://schemas.microsoft.com/office/word/2010/wordml" xmlns:w15="http://schemas.microsoft.com/office/word/2012/wordml" xmlns:w16cex="http://schemas.microsoft.com/office/word/2018/wordml/cex" xmlns:w16cid="http://schemas.microsoft.com/office/word/2016/wordml/cid" xmlns:w16="http://schemas.microsoft.com/office/word/2018/wordml" xmlns:w16du="http://schemas.microsoft.com/office/word/2023/wordml/word16du" xmlns:w16sdtdh="http://schemas.microsoft.com/office/word/2020/wordml/sdtdatahash" xmlns:w16sdtfl="http://schemas.microsoft.com/office/word/2024/wordml/sdtformatlock" xmlns:w16se="http://schemas.microsoft.com/office/word/2015/wordml/symex" xmlns:wpg="http://schemas.microsoft.com/office/word/2010/wordprocessingGroup" xmlns:wpi="http://schemas.microsoft.com/office/word/2010/wordprocessingInk" xmlns:wne="http://schemas.microsoft.com/office/word/2006/wordml" xmlns:wps="http://schemas.microsoft.com/office/word/2010/wordprocessingShape" mc:Ignorable="w14 w15 w16se w16cid w16 w16cex w16sdtdh w16sdtfl w16du wp14">
   <w:p>
     <w:pPr>
       <w:pBdr>
@@ -2261,7 +2727,7 @@
 </file>
 
 <file path=word/footer2.xml><?xml version="1.0" encoding="utf-8"?>
-<w:ftr xmlns:wpc="http://schemas.microsoft.com/office/word/2010/wordprocessingCanvas" xmlns:mc="http://schemas.openxmlformats.org/markup-compatibility/2006" xmlns:o="urn:schemas-microsoft-com:office:office" xmlns:r="http://schemas.openxmlformats.org/officeDocument/2006/relationships" xmlns:m="http://schemas.openxmlformats.org/officeDocument/2006/math" xmlns:v="urn:schemas-microsoft-com:vml" xmlns:wp14="http://schemas.microsoft.com/office/word/2010/wordprocessingDrawing" xmlns:wp="http://schemas.openxmlformats.org/drawingml/2006/wordprocessingDrawing" xmlns:w10="urn:schemas-microsoft-com:office:word" xmlns:w="http://schemas.openxmlformats.org/wordprocessingml/2006/main" xmlns:w14="http://schemas.microsoft.com/office/word/2010/wordml" xmlns:w15="http://schemas.microsoft.com/office/word/2012/wordml" xmlns:wpg="http://schemas.microsoft.com/office/word/2010/wordprocessingGroup" xmlns:wpi="http://schemas.microsoft.com/office/word/2010/wordprocessingInk" xmlns:wne="http://schemas.microsoft.com/office/word/2006/wordml" xmlns:wps="http://schemas.microsoft.com/office/word/2010/wordprocessingShape" mc:Ignorable="w14 w15 wp14">
+<w:ftr xmlns:wpc="http://schemas.microsoft.com/office/word/2010/wordprocessingCanvas" xmlns:cx="http://schemas.microsoft.com/office/drawing/2014/chartex" xmlns:cx1="http://schemas.microsoft.com/office/drawing/2015/9/8/chartex" xmlns:cx2="http://schemas.microsoft.com/office/drawing/2015/10/21/chartex" xmlns:cx3="http://schemas.microsoft.com/office/drawing/2016/5/9/chartex" xmlns:cx4="http://schemas.microsoft.com/office/drawing/2016/5/10/chartex" xmlns:cx5="http://schemas.microsoft.com/office/drawing/2016/5/11/chartex" xmlns:cx6="http://schemas.microsoft.com/office/drawing/2016/5/12/chartex" xmlns:cx7="http://schemas.microsoft.com/office/drawing/2016/5/13/chartex" xmlns:cx8="http://schemas.microsoft.com/office/drawing/2016/5/14/chartex" xmlns:mc="http://schemas.openxmlformats.org/markup-compatibility/2006" xmlns:aink="http://schemas.microsoft.com/office/drawing/2016/ink" xmlns:am3d="http://schemas.microsoft.com/office/drawing/2017/model3d" xmlns:o="urn:schemas-microsoft-com:office:office" xmlns:oel="http://schemas.microsoft.com/office/2019/extlst" xmlns:r="http://schemas.openxmlformats.org/officeDocument/2006/relationships" xmlns:m="http://schemas.openxmlformats.org/officeDocument/2006/math" xmlns:v="urn:schemas-microsoft-com:vml" xmlns:wp14="http://schemas.microsoft.com/office/word/2010/wordprocessingDrawing" xmlns:wp="http://schemas.openxmlformats.org/drawingml/2006/wordprocessingDrawing" xmlns:w10="urn:schemas-microsoft-com:office:word" xmlns:w="http://schemas.openxmlformats.org/wordprocessingml/2006/main" xmlns:w14="http://schemas.microsoft.com/office/word/2010/wordml" xmlns:w15="http://schemas.microsoft.com/office/word/2012/wordml" xmlns:w16cex="http://schemas.microsoft.com/office/word/2018/wordml/cex" xmlns:w16cid="http://schemas.microsoft.com/office/word/2016/wordml/cid" xmlns:w16="http://schemas.microsoft.com/office/word/2018/wordml" xmlns:w16du="http://schemas.microsoft.com/office/word/2023/wordml/word16du" xmlns:w16sdtdh="http://schemas.microsoft.com/office/word/2020/wordml/sdtdatahash" xmlns:w16sdtfl="http://schemas.microsoft.com/office/word/2024/wordml/sdtformatlock" xmlns:w16se="http://schemas.microsoft.com/office/word/2015/wordml/symex" xmlns:wpg="http://schemas.microsoft.com/office/word/2010/wordprocessingGroup" xmlns:wpi="http://schemas.microsoft.com/office/word/2010/wordprocessingInk" xmlns:wne="http://schemas.microsoft.com/office/word/2006/wordml" xmlns:wps="http://schemas.microsoft.com/office/word/2010/wordprocessingShape" mc:Ignorable="w14 w15 w16se w16cid w16 w16cex w16sdtdh w16sdtfl w16du wp14">
   <w:p>
     <w:pPr>
       <w:pBdr>
@@ -2286,7 +2752,7 @@
         <w:color w:val="000000"/>
       </w:rPr>
       <w:drawing>
-        <wp:inline distT="0" distB="0" distL="0" distR="0">
+        <wp:inline distT="0" distB="0" distL="0" distR="0" wp14:anchorId="58E188B4" wp14:editId="5F4644E5">
           <wp:extent cx="7585075" cy="423545"/>
           <wp:effectExtent l="0" t="0" r="0" b="0"/>
           <wp:docPr id="1792066428" name="image1.png"/>
@@ -2328,7 +2794,7 @@
       <mc:AlternateContent>
         <mc:Choice Requires="wps">
           <w:drawing>
-            <wp:anchor distT="0" distB="0" distL="0" distR="0" simplePos="0" relativeHeight="251661312" behindDoc="1" locked="0" layoutInCell="1" hidden="0" allowOverlap="1">
+            <wp:anchor distT="0" distB="0" distL="0" distR="0" simplePos="0" relativeHeight="251661312" behindDoc="1" locked="0" layoutInCell="1" hidden="0" allowOverlap="1" wp14:anchorId="25CDE76D" wp14:editId="6733F917">
               <wp:simplePos x="0" y="0"/>
               <wp:positionH relativeFrom="column">
                 <wp:posOffset>-788981</wp:posOffset>
@@ -2372,19 +2838,8 @@
                               <w:color w:val="000000"/>
                               <w:sz w:val="20"/>
                             </w:rPr>
-                            <w:t xml:space="preserve">Universidade Estadual do Ceará – </w:t>
+                            <w:t>Universidade Estadual do Ceará – Uece</w:t>
                           </w:r>
-                          <w:proofErr w:type="spellStart"/>
-                          <w:r>
-                            <w:rPr>
-                              <w:rFonts w:ascii="Kanit" w:eastAsia="Kanit" w:hAnsi="Kanit" w:cs="Kanit"/>
-                              <w:b/>
-                              <w:color w:val="000000"/>
-                              <w:sz w:val="20"/>
-                            </w:rPr>
-                            <w:t>Uece</w:t>
-                          </w:r>
-                          <w:proofErr w:type="spellEnd"/>
                         </w:p>
                         <w:p>
                           <w:pPr>
@@ -2563,7 +3018,7 @@
         </mc:Choice>
         <mc:Fallback>
           <w:pict>
-            <v:rect id="Retângulo 1792066426" o:spid="_x0000_s1026" style="position:absolute;left:0;text-align:left;margin-left:-62.1pt;margin-top:-61.1pt;width:560.1pt;height:85.85pt;z-index:-251655168;visibility:visible;mso-wrap-style:square;mso-wrap-distance-left:0;mso-wrap-distance-top:0;mso-wrap-distance-right:0;mso-wrap-distance-bottom:0;mso-position-horizontal:absolute;mso-position-horizontal-relative:text;mso-position-vertical:absolute;mso-position-vertical-relative:text;v-text-anchor:top" o:gfxdata="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" filled="f" stroked="f">
+            <v:rect w14:anchorId="25CDE76D" id="Retângulo 1792066426" o:spid="_x0000_s1026" style="position:absolute;left:0;text-align:left;margin-left:-62.1pt;margin-top:-61.1pt;width:560.1pt;height:85.85pt;z-index:-251655168;visibility:visible;mso-wrap-style:square;mso-wrap-distance-left:0;mso-wrap-distance-top:0;mso-wrap-distance-right:0;mso-wrap-distance-bottom:0;mso-position-horizontal:absolute;mso-position-horizontal-relative:text;mso-position-vertical:absolute;mso-position-vertical-relative:text;v-text-anchor:top" o:gfxdata="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" filled="f" stroked="f">
               <v:textbox inset="2.53958mm,1.2694mm,2.53958mm,1.2694mm">
                 <w:txbxContent>
                   <w:p>
@@ -2578,19 +3033,8 @@
                         <w:color w:val="000000"/>
                         <w:sz w:val="20"/>
                       </w:rPr>
-                      <w:t xml:space="preserve">Universidade Estadual do Ceará – </w:t>
+                      <w:t>Universidade Estadual do Ceará – Uece</w:t>
                     </w:r>
-                    <w:proofErr w:type="spellStart"/>
-                    <w:r>
-                      <w:rPr>
-                        <w:rFonts w:ascii="Kanit" w:eastAsia="Kanit" w:hAnsi="Kanit" w:cs="Kanit"/>
-                        <w:b/>
-                        <w:color w:val="000000"/>
-                        <w:sz w:val="20"/>
-                      </w:rPr>
-                      <w:t>Uece</w:t>
-                    </w:r>
-                    <w:proofErr w:type="spellEnd"/>
                   </w:p>
                   <w:p>
                     <w:pPr>
@@ -2768,7 +3212,7 @@
 </file>
 
 <file path=word/footer3.xml><?xml version="1.0" encoding="utf-8"?>
-<w:ftr xmlns:wpc="http://schemas.microsoft.com/office/word/2010/wordprocessingCanvas" xmlns:mc="http://schemas.openxmlformats.org/markup-compatibility/2006" xmlns:o="urn:schemas-microsoft-com:office:office" xmlns:r="http://schemas.openxmlformats.org/officeDocument/2006/relationships" xmlns:m="http://schemas.openxmlformats.org/officeDocument/2006/math" xmlns:v="urn:schemas-microsoft-com:vml" xmlns:wp14="http://schemas.microsoft.com/office/word/2010/wordprocessingDrawing" xmlns:wp="http://schemas.openxmlformats.org/drawingml/2006/wordprocessingDrawing" xmlns:w10="urn:schemas-microsoft-com:office:word" xmlns:w="http://schemas.openxmlformats.org/wordprocessingml/2006/main" xmlns:w14="http://schemas.microsoft.com/office/word/2010/wordml" xmlns:w15="http://schemas.microsoft.com/office/word/2012/wordml" xmlns:wpg="http://schemas.microsoft.com/office/word/2010/wordprocessingGroup" xmlns:wpi="http://schemas.microsoft.com/office/word/2010/wordprocessingInk" xmlns:wne="http://schemas.microsoft.com/office/word/2006/wordml" xmlns:wps="http://schemas.microsoft.com/office/word/2010/wordprocessingShape" mc:Ignorable="w14 w15 wp14">
+<w:ftr xmlns:wpc="http://schemas.microsoft.com/office/word/2010/wordprocessingCanvas" xmlns:cx="http://schemas.microsoft.com/office/drawing/2014/chartex" xmlns:cx1="http://schemas.microsoft.com/office/drawing/2015/9/8/chartex" xmlns:cx2="http://schemas.microsoft.com/office/drawing/2015/10/21/chartex" xmlns:cx3="http://schemas.microsoft.com/office/drawing/2016/5/9/chartex" xmlns:cx4="http://schemas.microsoft.com/office/drawing/2016/5/10/chartex" xmlns:cx5="http://schemas.microsoft.com/office/drawing/2016/5/11/chartex" xmlns:cx6="http://schemas.microsoft.com/office/drawing/2016/5/12/chartex" xmlns:cx7="http://schemas.microsoft.com/office/drawing/2016/5/13/chartex" xmlns:cx8="http://schemas.microsoft.com/office/drawing/2016/5/14/chartex" xmlns:mc="http://schemas.openxmlformats.org/markup-compatibility/2006" xmlns:aink="http://schemas.microsoft.com/office/drawing/2016/ink" xmlns:am3d="http://schemas.microsoft.com/office/drawing/2017/model3d" xmlns:o="urn:schemas-microsoft-com:office:office" xmlns:oel="http://schemas.microsoft.com/office/2019/extlst" xmlns:r="http://schemas.openxmlformats.org/officeDocument/2006/relationships" xmlns:m="http://schemas.openxmlformats.org/officeDocument/2006/math" xmlns:v="urn:schemas-microsoft-com:vml" xmlns:wp14="http://schemas.microsoft.com/office/word/2010/wordprocessingDrawing" xmlns:wp="http://schemas.openxmlformats.org/drawingml/2006/wordprocessingDrawing" xmlns:w10="urn:schemas-microsoft-com:office:word" xmlns:w="http://schemas.openxmlformats.org/wordprocessingml/2006/main" xmlns:w14="http://schemas.microsoft.com/office/word/2010/wordml" xmlns:w15="http://schemas.microsoft.com/office/word/2012/wordml" xmlns:w16cex="http://schemas.microsoft.com/office/word/2018/wordml/cex" xmlns:w16cid="http://schemas.microsoft.com/office/word/2016/wordml/cid" xmlns:w16="http://schemas.microsoft.com/office/word/2018/wordml" xmlns:w16du="http://schemas.microsoft.com/office/word/2023/wordml/word16du" xmlns:w16sdtdh="http://schemas.microsoft.com/office/word/2020/wordml/sdtdatahash" xmlns:w16sdtfl="http://schemas.microsoft.com/office/word/2024/wordml/sdtformatlock" xmlns:w16se="http://schemas.microsoft.com/office/word/2015/wordml/symex" xmlns:wpg="http://schemas.microsoft.com/office/word/2010/wordprocessingGroup" xmlns:wpi="http://schemas.microsoft.com/office/word/2010/wordprocessingInk" xmlns:wne="http://schemas.microsoft.com/office/word/2006/wordml" xmlns:wps="http://schemas.microsoft.com/office/word/2010/wordprocessingShape" mc:Ignorable="w14 w15 w16se w16cid w16 w16cex w16sdtdh w16sdtfl w16du wp14">
   <w:p>
     <w:pPr>
       <w:pBdr>
@@ -2791,7 +3235,7 @@
 </file>
 
 <file path=word/footnotes.xml><?xml version="1.0" encoding="utf-8"?>
-<w:footnotes xmlns:wpc="http://schemas.microsoft.com/office/word/2010/wordprocessingCanvas" xmlns:mc="http://schemas.openxmlformats.org/markup-compatibility/2006" xmlns:o="urn:schemas-microsoft-com:office:office" xmlns:r="http://schemas.openxmlformats.org/officeDocument/2006/relationships" xmlns:m="http://schemas.openxmlformats.org/officeDocument/2006/math" xmlns:v="urn:schemas-microsoft-com:vml" xmlns:wp14="http://schemas.microsoft.com/office/word/2010/wordprocessingDrawing" xmlns:wp="http://schemas.openxmlformats.org/drawingml/2006/wordprocessingDrawing" xmlns:w10="urn:schemas-microsoft-com:office:word" xmlns:w="http://schemas.openxmlformats.org/wordprocessingml/2006/main" xmlns:w14="http://schemas.microsoft.com/office/word/2010/wordml" xmlns:w15="http://schemas.microsoft.com/office/word/2012/wordml" xmlns:wpg="http://schemas.microsoft.com/office/word/2010/wordprocessingGroup" xmlns:wpi="http://schemas.microsoft.com/office/word/2010/wordprocessingInk" xmlns:wne="http://schemas.microsoft.com/office/word/2006/wordml" xmlns:wps="http://schemas.microsoft.com/office/word/2010/wordprocessingShape" mc:Ignorable="w14 w15 wp14">
+<w:footnotes xmlns:wpc="http://schemas.microsoft.com/office/word/2010/wordprocessingCanvas" xmlns:cx="http://schemas.microsoft.com/office/drawing/2014/chartex" xmlns:cx1="http://schemas.microsoft.com/office/drawing/2015/9/8/chartex" xmlns:cx2="http://schemas.microsoft.com/office/drawing/2015/10/21/chartex" xmlns:cx3="http://schemas.microsoft.com/office/drawing/2016/5/9/chartex" xmlns:cx4="http://schemas.microsoft.com/office/drawing/2016/5/10/chartex" xmlns:cx5="http://schemas.microsoft.com/office/drawing/2016/5/11/chartex" xmlns:cx6="http://schemas.microsoft.com/office/drawing/2016/5/12/chartex" xmlns:cx7="http://schemas.microsoft.com/office/drawing/2016/5/13/chartex" xmlns:cx8="http://schemas.microsoft.com/office/drawing/2016/5/14/chartex" xmlns:mc="http://schemas.openxmlformats.org/markup-compatibility/2006" xmlns:aink="http://schemas.microsoft.com/office/drawing/2016/ink" xmlns:am3d="http://schemas.microsoft.com/office/drawing/2017/model3d" xmlns:o="urn:schemas-microsoft-com:office:office" xmlns:oel="http://schemas.microsoft.com/office/2019/extlst" xmlns:r="http://schemas.openxmlformats.org/officeDocument/2006/relationships" xmlns:m="http://schemas.openxmlformats.org/officeDocument/2006/math" xmlns:v="urn:schemas-microsoft-com:vml" xmlns:wp14="http://schemas.microsoft.com/office/word/2010/wordprocessingDrawing" xmlns:wp="http://schemas.openxmlformats.org/drawingml/2006/wordprocessingDrawing" xmlns:w10="urn:schemas-microsoft-com:office:word" xmlns:w="http://schemas.openxmlformats.org/wordprocessingml/2006/main" xmlns:w14="http://schemas.microsoft.com/office/word/2010/wordml" xmlns:w15="http://schemas.microsoft.com/office/word/2012/wordml" xmlns:w16cex="http://schemas.microsoft.com/office/word/2018/wordml/cex" xmlns:w16cid="http://schemas.microsoft.com/office/word/2016/wordml/cid" xmlns:w16="http://schemas.microsoft.com/office/word/2018/wordml" xmlns:w16du="http://schemas.microsoft.com/office/word/2023/wordml/word16du" xmlns:w16sdtdh="http://schemas.microsoft.com/office/word/2020/wordml/sdtdatahash" xmlns:w16sdtfl="http://schemas.microsoft.com/office/word/2024/wordml/sdtformatlock" xmlns:w16se="http://schemas.microsoft.com/office/word/2015/wordml/symex" xmlns:wpg="http://schemas.microsoft.com/office/word/2010/wordprocessingGroup" xmlns:wpi="http://schemas.microsoft.com/office/word/2010/wordprocessingInk" xmlns:wne="http://schemas.microsoft.com/office/word/2006/wordml" xmlns:wps="http://schemas.microsoft.com/office/word/2010/wordprocessingShape" mc:Ignorable="w14 w15 w16se w16cid w16 w16cex w16sdtdh w16sdtfl w16du wp14">
   <w:footnote w:type="separator" w:id="-1">
     <w:p>
       <w:r>
@@ -2810,7 +3254,7 @@
 </file>
 
 <file path=word/header1.xml><?xml version="1.0" encoding="utf-8"?>
-<w:hdr xmlns:wpc="http://schemas.microsoft.com/office/word/2010/wordprocessingCanvas" xmlns:mc="http://schemas.openxmlformats.org/markup-compatibility/2006" xmlns:o="urn:schemas-microsoft-com:office:office" xmlns:r="http://schemas.openxmlformats.org/officeDocument/2006/relationships" xmlns:m="http://schemas.openxmlformats.org/officeDocument/2006/math" xmlns:v="urn:schemas-microsoft-com:vml" xmlns:wp14="http://schemas.microsoft.com/office/word/2010/wordprocessingDrawing" xmlns:wp="http://schemas.openxmlformats.org/drawingml/2006/wordprocessingDrawing" xmlns:w10="urn:schemas-microsoft-com:office:word" xmlns:w="http://schemas.openxmlformats.org/wordprocessingml/2006/main" xmlns:w14="http://schemas.microsoft.com/office/word/2010/wordml" xmlns:w15="http://schemas.microsoft.com/office/word/2012/wordml" xmlns:wpg="http://schemas.microsoft.com/office/word/2010/wordprocessingGroup" xmlns:wpi="http://schemas.microsoft.com/office/word/2010/wordprocessingInk" xmlns:wne="http://schemas.microsoft.com/office/word/2006/wordml" xmlns:wps="http://schemas.microsoft.com/office/word/2010/wordprocessingShape" mc:Ignorable="w14 w15 wp14">
+<w:hdr xmlns:wpc="http://schemas.microsoft.com/office/word/2010/wordprocessingCanvas" xmlns:cx="http://schemas.microsoft.com/office/drawing/2014/chartex" xmlns:cx1="http://schemas.microsoft.com/office/drawing/2015/9/8/chartex" xmlns:cx2="http://schemas.microsoft.com/office/drawing/2015/10/21/chartex" xmlns:cx3="http://schemas.microsoft.com/office/drawing/2016/5/9/chartex" xmlns:cx4="http://schemas.microsoft.com/office/drawing/2016/5/10/chartex" xmlns:cx5="http://schemas.microsoft.com/office/drawing/2016/5/11/chartex" xmlns:cx6="http://schemas.microsoft.com/office/drawing/2016/5/12/chartex" xmlns:cx7="http://schemas.microsoft.com/office/drawing/2016/5/13/chartex" xmlns:cx8="http://schemas.microsoft.com/office/drawing/2016/5/14/chartex" xmlns:mc="http://schemas.openxmlformats.org/markup-compatibility/2006" xmlns:aink="http://schemas.microsoft.com/office/drawing/2016/ink" xmlns:am3d="http://schemas.microsoft.com/office/drawing/2017/model3d" xmlns:o="urn:schemas-microsoft-com:office:office" xmlns:oel="http://schemas.microsoft.com/office/2019/extlst" xmlns:r="http://schemas.openxmlformats.org/officeDocument/2006/relationships" xmlns:m="http://schemas.openxmlformats.org/officeDocument/2006/math" xmlns:v="urn:schemas-microsoft-com:vml" xmlns:wp14="http://schemas.microsoft.com/office/word/2010/wordprocessingDrawing" xmlns:wp="http://schemas.openxmlformats.org/drawingml/2006/wordprocessingDrawing" xmlns:w10="urn:schemas-microsoft-com:office:word" xmlns:w="http://schemas.openxmlformats.org/wordprocessingml/2006/main" xmlns:w14="http://schemas.microsoft.com/office/word/2010/wordml" xmlns:w15="http://schemas.microsoft.com/office/word/2012/wordml" xmlns:w16cex="http://schemas.microsoft.com/office/word/2018/wordml/cex" xmlns:w16cid="http://schemas.microsoft.com/office/word/2016/wordml/cid" xmlns:w16="http://schemas.microsoft.com/office/word/2018/wordml" xmlns:w16du="http://schemas.microsoft.com/office/word/2023/wordml/word16du" xmlns:w16sdtdh="http://schemas.microsoft.com/office/word/2020/wordml/sdtdatahash" xmlns:w16sdtfl="http://schemas.microsoft.com/office/word/2024/wordml/sdtformatlock" xmlns:w16se="http://schemas.microsoft.com/office/word/2015/wordml/symex" xmlns:wpg="http://schemas.microsoft.com/office/word/2010/wordprocessingGroup" xmlns:wpi="http://schemas.microsoft.com/office/word/2010/wordprocessingInk" xmlns:wne="http://schemas.microsoft.com/office/word/2006/wordml" xmlns:wps="http://schemas.microsoft.com/office/word/2010/wordprocessingShape" mc:Ignorable="w14 w15 w16se w16cid w16 w16cex w16sdtdh w16sdtfl w16du wp14">
   <w:p>
     <w:pPr>
       <w:pBdr>
@@ -2833,7 +3277,7 @@
 </file>
 
 <file path=word/header2.xml><?xml version="1.0" encoding="utf-8"?>
-<w:hdr xmlns:wpc="http://schemas.microsoft.com/office/word/2010/wordprocessingCanvas" xmlns:mc="http://schemas.openxmlformats.org/markup-compatibility/2006" xmlns:o="urn:schemas-microsoft-com:office:office" xmlns:r="http://schemas.openxmlformats.org/officeDocument/2006/relationships" xmlns:m="http://schemas.openxmlformats.org/officeDocument/2006/math" xmlns:v="urn:schemas-microsoft-com:vml" xmlns:wp14="http://schemas.microsoft.com/office/word/2010/wordprocessingDrawing" xmlns:wp="http://schemas.openxmlformats.org/drawingml/2006/wordprocessingDrawing" xmlns:w10="urn:schemas-microsoft-com:office:word" xmlns:w="http://schemas.openxmlformats.org/wordprocessingml/2006/main" xmlns:w14="http://schemas.microsoft.com/office/word/2010/wordml" xmlns:w15="http://schemas.microsoft.com/office/word/2012/wordml" xmlns:wpg="http://schemas.microsoft.com/office/word/2010/wordprocessingGroup" xmlns:wpi="http://schemas.microsoft.com/office/word/2010/wordprocessingInk" xmlns:wne="http://schemas.microsoft.com/office/word/2006/wordml" xmlns:wps="http://schemas.microsoft.com/office/word/2010/wordprocessingShape" mc:Ignorable="w14 w15 wp14">
+<w:hdr xmlns:wpc="http://schemas.microsoft.com/office/word/2010/wordprocessingCanvas" xmlns:cx="http://schemas.microsoft.com/office/drawing/2014/chartex" xmlns:cx1="http://schemas.microsoft.com/office/drawing/2015/9/8/chartex" xmlns:cx2="http://schemas.microsoft.com/office/drawing/2015/10/21/chartex" xmlns:cx3="http://schemas.microsoft.com/office/drawing/2016/5/9/chartex" xmlns:cx4="http://schemas.microsoft.com/office/drawing/2016/5/10/chartex" xmlns:cx5="http://schemas.microsoft.com/office/drawing/2016/5/11/chartex" xmlns:cx6="http://schemas.microsoft.com/office/drawing/2016/5/12/chartex" xmlns:cx7="http://schemas.microsoft.com/office/drawing/2016/5/13/chartex" xmlns:cx8="http://schemas.microsoft.com/office/drawing/2016/5/14/chartex" xmlns:mc="http://schemas.openxmlformats.org/markup-compatibility/2006" xmlns:aink="http://schemas.microsoft.com/office/drawing/2016/ink" xmlns:am3d="http://schemas.microsoft.com/office/drawing/2017/model3d" xmlns:o="urn:schemas-microsoft-com:office:office" xmlns:oel="http://schemas.microsoft.com/office/2019/extlst" xmlns:r="http://schemas.openxmlformats.org/officeDocument/2006/relationships" xmlns:m="http://schemas.openxmlformats.org/officeDocument/2006/math" xmlns:v="urn:schemas-microsoft-com:vml" xmlns:wp14="http://schemas.microsoft.com/office/word/2010/wordprocessingDrawing" xmlns:wp="http://schemas.openxmlformats.org/drawingml/2006/wordprocessingDrawing" xmlns:w10="urn:schemas-microsoft-com:office:word" xmlns:w="http://schemas.openxmlformats.org/wordprocessingml/2006/main" xmlns:w14="http://schemas.microsoft.com/office/word/2010/wordml" xmlns:w15="http://schemas.microsoft.com/office/word/2012/wordml" xmlns:w16cex="http://schemas.microsoft.com/office/word/2018/wordml/cex" xmlns:w16cid="http://schemas.microsoft.com/office/word/2016/wordml/cid" xmlns:w16="http://schemas.microsoft.com/office/word/2018/wordml" xmlns:w16du="http://schemas.microsoft.com/office/word/2023/wordml/word16du" xmlns:w16sdtdh="http://schemas.microsoft.com/office/word/2020/wordml/sdtdatahash" xmlns:w16sdtfl="http://schemas.microsoft.com/office/word/2024/wordml/sdtformatlock" xmlns:w16se="http://schemas.microsoft.com/office/word/2015/wordml/symex" xmlns:wpg="http://schemas.microsoft.com/office/word/2010/wordprocessingGroup" xmlns:wpi="http://schemas.microsoft.com/office/word/2010/wordprocessingInk" xmlns:wne="http://schemas.microsoft.com/office/word/2006/wordml" xmlns:wps="http://schemas.microsoft.com/office/word/2010/wordprocessingShape" mc:Ignorable="w14 w15 w16se w16cid w16 w16cex w16sdtdh w16sdtfl w16du wp14">
   <w:p>
     <w:pPr>
       <w:pBdr>
@@ -2857,7 +3301,7 @@
         <w:noProof/>
       </w:rPr>
       <w:drawing>
-        <wp:anchor distT="0" distB="0" distL="0" distR="0" simplePos="0" relativeHeight="251658240" behindDoc="1" locked="0" layoutInCell="1" hidden="0" allowOverlap="1">
+        <wp:anchor distT="0" distB="0" distL="0" distR="0" simplePos="0" relativeHeight="251658240" behindDoc="1" locked="0" layoutInCell="1" hidden="0" allowOverlap="1" wp14:anchorId="4189D57D" wp14:editId="5FCFEEAE">
           <wp:simplePos x="0" y="0"/>
           <wp:positionH relativeFrom="column">
             <wp:posOffset>-836286</wp:posOffset>
@@ -2905,7 +3349,7 @@
         <w:noProof/>
       </w:rPr>
       <w:drawing>
-        <wp:anchor distT="0" distB="0" distL="0" distR="0" simplePos="0" relativeHeight="251659264" behindDoc="0" locked="0" layoutInCell="1" hidden="0" allowOverlap="1">
+        <wp:anchor distT="0" distB="0" distL="0" distR="0" simplePos="0" relativeHeight="251659264" behindDoc="0" locked="0" layoutInCell="1" hidden="0" allowOverlap="1" wp14:anchorId="470473FC" wp14:editId="10E25E2C">
           <wp:simplePos x="0" y="0"/>
           <wp:positionH relativeFrom="column">
             <wp:posOffset>1591945</wp:posOffset>
@@ -2953,7 +3397,7 @@
         <w:noProof/>
       </w:rPr>
       <w:drawing>
-        <wp:anchor distT="0" distB="0" distL="0" distR="0" simplePos="0" relativeHeight="251660288" behindDoc="0" locked="0" layoutInCell="1" hidden="0" allowOverlap="1">
+        <wp:anchor distT="0" distB="0" distL="0" distR="0" simplePos="0" relativeHeight="251660288" behindDoc="0" locked="0" layoutInCell="1" hidden="0" allowOverlap="1" wp14:anchorId="5743665F" wp14:editId="4FBB20AE">
           <wp:simplePos x="0" y="0"/>
           <wp:positionH relativeFrom="column">
             <wp:posOffset>3621404</wp:posOffset>
@@ -3001,7 +3445,7 @@
 </file>
 
 <file path=word/header3.xml><?xml version="1.0" encoding="utf-8"?>
-<w:hdr xmlns:wpc="http://schemas.microsoft.com/office/word/2010/wordprocessingCanvas" xmlns:mc="http://schemas.openxmlformats.org/markup-compatibility/2006" xmlns:o="urn:schemas-microsoft-com:office:office" xmlns:r="http://schemas.openxmlformats.org/officeDocument/2006/relationships" xmlns:m="http://schemas.openxmlformats.org/officeDocument/2006/math" xmlns:v="urn:schemas-microsoft-com:vml" xmlns:wp14="http://schemas.microsoft.com/office/word/2010/wordprocessingDrawing" xmlns:wp="http://schemas.openxmlformats.org/drawingml/2006/wordprocessingDrawing" xmlns:w10="urn:schemas-microsoft-com:office:word" xmlns:w="http://schemas.openxmlformats.org/wordprocessingml/2006/main" xmlns:w14="http://schemas.microsoft.com/office/word/2010/wordml" xmlns:w15="http://schemas.microsoft.com/office/word/2012/wordml" xmlns:wpg="http://schemas.microsoft.com/office/word/2010/wordprocessingGroup" xmlns:wpi="http://schemas.microsoft.com/office/word/2010/wordprocessingInk" xmlns:wne="http://schemas.microsoft.com/office/word/2006/wordml" xmlns:wps="http://schemas.microsoft.com/office/word/2010/wordprocessingShape" mc:Ignorable="w14 w15 wp14">
+<w:hdr xmlns:wpc="http://schemas.microsoft.com/office/word/2010/wordprocessingCanvas" xmlns:cx="http://schemas.microsoft.com/office/drawing/2014/chartex" xmlns:cx1="http://schemas.microsoft.com/office/drawing/2015/9/8/chartex" xmlns:cx2="http://schemas.microsoft.com/office/drawing/2015/10/21/chartex" xmlns:cx3="http://schemas.microsoft.com/office/drawing/2016/5/9/chartex" xmlns:cx4="http://schemas.microsoft.com/office/drawing/2016/5/10/chartex" xmlns:cx5="http://schemas.microsoft.com/office/drawing/2016/5/11/chartex" xmlns:cx6="http://schemas.microsoft.com/office/drawing/2016/5/12/chartex" xmlns:cx7="http://schemas.microsoft.com/office/drawing/2016/5/13/chartex" xmlns:cx8="http://schemas.microsoft.com/office/drawing/2016/5/14/chartex" xmlns:mc="http://schemas.openxmlformats.org/markup-compatibility/2006" xmlns:aink="http://schemas.microsoft.com/office/drawing/2016/ink" xmlns:am3d="http://schemas.microsoft.com/office/drawing/2017/model3d" xmlns:o="urn:schemas-microsoft-com:office:office" xmlns:oel="http://schemas.microsoft.com/office/2019/extlst" xmlns:r="http://schemas.openxmlformats.org/officeDocument/2006/relationships" xmlns:m="http://schemas.openxmlformats.org/officeDocument/2006/math" xmlns:v="urn:schemas-microsoft-com:vml" xmlns:wp14="http://schemas.microsoft.com/office/word/2010/wordprocessingDrawing" xmlns:wp="http://schemas.openxmlformats.org/drawingml/2006/wordprocessingDrawing" xmlns:w10="urn:schemas-microsoft-com:office:word" xmlns:w="http://schemas.openxmlformats.org/wordprocessingml/2006/main" xmlns:w14="http://schemas.microsoft.com/office/word/2010/wordml" xmlns:w15="http://schemas.microsoft.com/office/word/2012/wordml" xmlns:w16cex="http://schemas.microsoft.com/office/word/2018/wordml/cex" xmlns:w16cid="http://schemas.microsoft.com/office/word/2016/wordml/cid" xmlns:w16="http://schemas.microsoft.com/office/word/2018/wordml" xmlns:w16du="http://schemas.microsoft.com/office/word/2023/wordml/word16du" xmlns:w16sdtdh="http://schemas.microsoft.com/office/word/2020/wordml/sdtdatahash" xmlns:w16sdtfl="http://schemas.microsoft.com/office/word/2024/wordml/sdtformatlock" xmlns:w16se="http://schemas.microsoft.com/office/word/2015/wordml/symex" xmlns:wpg="http://schemas.microsoft.com/office/word/2010/wordprocessingGroup" xmlns:wpi="http://schemas.microsoft.com/office/word/2010/wordprocessingInk" xmlns:wne="http://schemas.microsoft.com/office/word/2006/wordml" xmlns:wps="http://schemas.microsoft.com/office/word/2010/wordprocessingShape" mc:Ignorable="w14 w15 w16se w16cid w16 w16cex w16sdtdh w16sdtfl w16du wp14">
   <w:p>
     <w:pPr>
       <w:pBdr>
@@ -3024,7 +3468,7 @@
 </file>
 
 <file path=word/numbering.xml><?xml version="1.0" encoding="utf-8"?>
-<w:numbering xmlns:wpc="http://schemas.microsoft.com/office/word/2010/wordprocessingCanvas" xmlns:mc="http://schemas.openxmlformats.org/markup-compatibility/2006" xmlns:o="urn:schemas-microsoft-com:office:office" xmlns:r="http://schemas.openxmlformats.org/officeDocument/2006/relationships" xmlns:m="http://schemas.openxmlformats.org/officeDocument/2006/math" xmlns:v="urn:schemas-microsoft-com:vml" xmlns:wp14="http://schemas.microsoft.com/office/word/2010/wordprocessingDrawing" xmlns:wp="http://schemas.openxmlformats.org/drawingml/2006/wordprocessingDrawing" xmlns:w10="urn:schemas-microsoft-com:office:word" xmlns:w="http://schemas.openxmlformats.org/wordprocessingml/2006/main" xmlns:w14="http://schemas.microsoft.com/office/word/2010/wordml" xmlns:w15="http://schemas.microsoft.com/office/word/2012/wordml" xmlns:wpg="http://schemas.microsoft.com/office/word/2010/wordprocessingGroup" xmlns:wpi="http://schemas.microsoft.com/office/word/2010/wordprocessingInk" xmlns:wne="http://schemas.microsoft.com/office/word/2006/wordml" xmlns:wps="http://schemas.microsoft.com/office/word/2010/wordprocessingShape" mc:Ignorable="w14 w15 wp14">
+<w:numbering xmlns:wpc="http://schemas.microsoft.com/office/word/2010/wordprocessingCanvas" xmlns:cx="http://schemas.microsoft.com/office/drawing/2014/chartex" xmlns:cx1="http://schemas.microsoft.com/office/drawing/2015/9/8/chartex" xmlns:cx2="http://schemas.microsoft.com/office/drawing/2015/10/21/chartex" xmlns:cx3="http://schemas.microsoft.com/office/drawing/2016/5/9/chartex" xmlns:cx4="http://schemas.microsoft.com/office/drawing/2016/5/10/chartex" xmlns:cx5="http://schemas.microsoft.com/office/drawing/2016/5/11/chartex" xmlns:cx6="http://schemas.microsoft.com/office/drawing/2016/5/12/chartex" xmlns:cx7="http://schemas.microsoft.com/office/drawing/2016/5/13/chartex" xmlns:cx8="http://schemas.microsoft.com/office/drawing/2016/5/14/chartex" xmlns:mc="http://schemas.openxmlformats.org/markup-compatibility/2006" xmlns:aink="http://schemas.microsoft.com/office/drawing/2016/ink" xmlns:am3d="http://schemas.microsoft.com/office/drawing/2017/model3d" xmlns:o="urn:schemas-microsoft-com:office:office" xmlns:oel="http://schemas.microsoft.com/office/2019/extlst" xmlns:r="http://schemas.openxmlformats.org/officeDocument/2006/relationships" xmlns:m="http://schemas.openxmlformats.org/officeDocument/2006/math" xmlns:v="urn:schemas-microsoft-com:vml" xmlns:wp14="http://schemas.microsoft.com/office/word/2010/wordprocessingDrawing" xmlns:wp="http://schemas.openxmlformats.org/drawingml/2006/wordprocessingDrawing" xmlns:w10="urn:schemas-microsoft-com:office:word" xmlns:w="http://schemas.openxmlformats.org/wordprocessingml/2006/main" xmlns:w14="http://schemas.microsoft.com/office/word/2010/wordml" xmlns:w15="http://schemas.microsoft.com/office/word/2012/wordml" xmlns:w16cex="http://schemas.microsoft.com/office/word/2018/wordml/cex" xmlns:w16cid="http://schemas.microsoft.com/office/word/2016/wordml/cid" xmlns:w16="http://schemas.microsoft.com/office/word/2018/wordml" xmlns:w16du="http://schemas.microsoft.com/office/word/2023/wordml/word16du" xmlns:w16sdtdh="http://schemas.microsoft.com/office/word/2020/wordml/sdtdatahash" xmlns:w16sdtfl="http://schemas.microsoft.com/office/word/2024/wordml/sdtformatlock" xmlns:w16se="http://schemas.microsoft.com/office/word/2015/wordml/symex" xmlns:wpg="http://schemas.microsoft.com/office/word/2010/wordprocessingGroup" xmlns:wpi="http://schemas.microsoft.com/office/word/2010/wordprocessingInk" xmlns:wne="http://schemas.microsoft.com/office/word/2006/wordml" xmlns:wps="http://schemas.microsoft.com/office/word/2010/wordprocessingShape" mc:Ignorable="w14 w15 w16se w16cid w16 w16cex w16sdtdh w16sdtfl w16du wp14">
   <w:abstractNum w:abstractNumId="0" w15:restartNumberingAfterBreak="0">
     <w:nsid w:val="4E8176AE"/>
     <w:multiLevelType w:val="multilevel"/>
@@ -3156,14 +3600,14 @@
       </w:rPr>
     </w:lvl>
   </w:abstractNum>
-  <w:num w:numId="1">
+  <w:num w:numId="1" w16cid:durableId="1299922612">
     <w:abstractNumId w:val="0"/>
   </w:num>
 </w:numbering>
 </file>
 
 <file path=word/styles.xml><?xml version="1.0" encoding="utf-8"?>
-<w:styles xmlns:mc="http://schemas.openxmlformats.org/markup-compatibility/2006" xmlns:r="http://schemas.openxmlformats.org/officeDocument/2006/relationships" xmlns:w="http://schemas.openxmlformats.org/wordprocessingml/2006/main" xmlns:w14="http://schemas.microsoft.com/office/word/2010/wordml" xmlns:w15="http://schemas.microsoft.com/office/word/2012/wordml" mc:Ignorable="w14 w15">
+<w:styles xmlns:mc="http://schemas.openxmlformats.org/markup-compatibility/2006" xmlns:r="http://schemas.openxmlformats.org/officeDocument/2006/relationships" xmlns:w="http://schemas.openxmlformats.org/wordprocessingml/2006/main" xmlns:w14="http://schemas.microsoft.com/office/word/2010/wordml" xmlns:w15="http://schemas.microsoft.com/office/word/2012/wordml" xmlns:w16cex="http://schemas.microsoft.com/office/word/2018/wordml/cex" xmlns:w16cid="http://schemas.microsoft.com/office/word/2016/wordml/cid" xmlns:w16="http://schemas.microsoft.com/office/word/2018/wordml" xmlns:w16du="http://schemas.microsoft.com/office/word/2023/wordml/word16du" xmlns:w16sdtdh="http://schemas.microsoft.com/office/word/2020/wordml/sdtdatahash" xmlns:w16sdtfl="http://schemas.microsoft.com/office/word/2024/wordml/sdtformatlock" xmlns:w16se="http://schemas.microsoft.com/office/word/2015/wordml/symex" mc:Ignorable="w14 w15 w16se w16cid w16 w16cex w16sdtdh w16sdtfl w16du">
   <w:docDefaults>
     <w:rPrDefault>
       <w:rPr>
@@ -3175,7 +3619,7 @@
     </w:rPrDefault>
     <w:pPrDefault/>
   </w:docDefaults>
-  <w:latentStyles w:defLockedState="0" w:defUIPriority="99" w:defSemiHidden="0" w:defUnhideWhenUsed="0" w:defQFormat="0" w:count="371">
+  <w:latentStyles w:defLockedState="0" w:defUIPriority="99" w:defSemiHidden="0" w:defUnhideWhenUsed="0" w:defQFormat="0" w:count="376">
     <w:lsdException w:name="Normal" w:uiPriority="0" w:qFormat="1"/>
     <w:lsdException w:name="heading 1" w:uiPriority="9" w:qFormat="1"/>
     <w:lsdException w:name="heading 2" w:semiHidden="1" w:uiPriority="9" w:unhideWhenUsed="1" w:qFormat="1"/>
@@ -3547,6 +3991,11 @@
     <w:lsdException w:name="List Table 5 Dark Accent 6" w:uiPriority="50"/>
     <w:lsdException w:name="List Table 6 Colorful Accent 6" w:uiPriority="51"/>
     <w:lsdException w:name="List Table 7 Colorful Accent 6" w:uiPriority="52"/>
+    <w:lsdException w:name="Mention" w:semiHidden="1" w:unhideWhenUsed="1"/>
+    <w:lsdException w:name="Smart Hyperlink" w:semiHidden="1" w:unhideWhenUsed="1"/>
+    <w:lsdException w:name="Hashtag" w:semiHidden="1" w:unhideWhenUsed="1"/>
+    <w:lsdException w:name="Unresolved Mention" w:semiHidden="1" w:unhideWhenUsed="1"/>
+    <w:lsdException w:name="Smart Link" w:semiHidden="1" w:unhideWhenUsed="1"/>
   </w:latentStyles>
   <w:style w:type="paragraph" w:default="1" w:styleId="Normal">
     <w:name w:val="Normal"/>

--- a/Relatório semestral - CERNE 1 - atualizado.docx
+++ b/Relatório semestral - CERNE 1 - atualizado.docx
@@ -1315,7 +1315,7 @@
         <w:rPr>
           <w:rFonts w:ascii="Times New Roman" w:eastAsia="Times New Roman" w:hAnsi="Times New Roman" w:cs="Times New Roman"/>
         </w:rPr>
-        <w:t xml:space="preserve">valor 2</w:t>
+        <w:t xml:space="preserve">2</w:t>
       </w:r>
       <w:r>
         <w:rPr>
@@ -1597,7 +1597,7 @@
         <w:rPr>
           <w:rFonts w:ascii="Times New Roman" w:eastAsia="Times New Roman" w:hAnsi="Times New Roman" w:cs="Times New Roman"/>
         </w:rPr>
-        <w:t xml:space="preserve">valor 2</w:t>
+        <w:t xml:space="preserve">2</w:t>
       </w:r>
       <w:r>
         <w:rPr>
@@ -1616,7 +1616,7 @@
         <w:rPr>
           <w:rFonts w:ascii="Times New Roman" w:eastAsia="Times New Roman" w:hAnsi="Times New Roman" w:cs="Times New Roman"/>
         </w:rPr>
-        <w:t xml:space="preserve">valor 2</w:t>
+        <w:t xml:space="preserve">50</w:t>
       </w:r>
       <w:r>
         <w:rPr>
@@ -1628,7 +1628,7 @@
         <w:rPr>
           <w:rFonts w:ascii="Times New Roman" w:eastAsia="Times New Roman" w:hAnsi="Times New Roman" w:cs="Times New Roman"/>
         </w:rPr>
-        <w:t xml:space="preserve">valor 2</w:t>
+        <w:t xml:space="preserve">cinquenta</w:t>
       </w:r>
       <w:r>
         <w:rPr>
@@ -1640,7 +1640,7 @@
         <w:rPr>
           <w:rFonts w:ascii="Times New Roman" w:eastAsia="Times New Roman" w:hAnsi="Times New Roman" w:cs="Times New Roman"/>
         </w:rPr>
-        <w:t xml:space="preserve">valor 2</w:t>
+        <w:t xml:space="preserve">10</w:t>
       </w:r>
       <w:sdt>
         <w:sdtPr>
@@ -1663,7 +1663,7 @@
         <w:rPr>
           <w:rFonts w:ascii="Times New Roman" w:eastAsia="Times New Roman" w:hAnsi="Times New Roman" w:cs="Times New Roman"/>
         </w:rPr>
-        <w:t xml:space="preserve">valor 2</w:t>
+        <w:t xml:space="preserve">dez</w:t>
       </w:r>
       <w:r>
         <w:rPr>
